--- a/هشتم/ف 4/فصل 4 - سه درس اول - 10 نمره - سری 1.docx
+++ b/هشتم/ف 4/فصل 4 - سه درس اول - 10 نمره - سری 1.docx
@@ -5,7 +5,7 @@
     <w:p>
       <w:pPr>
         <w:rPr>
-          <w:rFonts w:ascii="Vazirmatn" w:hAnsi="Vazirmatn"/>
+          <w:rFonts w:ascii="Vazirmatn" w:hAnsi="Vazirmatn" w:hint="cs"/>
           <w:sz w:val="2"/>
           <w:szCs w:val="2"/>
           <w:rtl/>
@@ -33,7 +33,7 @@
       </w:tblGrid>
       <w:tr>
         <w:trPr>
-          <w:trHeight w:val="680"/>
+          <w:trHeight w:val="522"/>
         </w:trPr>
         <w:tc>
           <w:tcPr>
@@ -46,8 +46,6 @@
             <w:pPr>
               <w:rPr>
                 <w:rFonts w:ascii="Vazirmatn" w:hAnsi="Vazirmatn"/>
-                <w:sz w:val="28"/>
-                <w:szCs w:val="28"/>
                 <w:rtl/>
                 <w:lang w:bidi="fa-IR"/>
               </w:rPr>
@@ -55,8 +53,6 @@
             <w:r>
               <w:rPr>
                 <w:rFonts w:ascii="Vazirmatn" w:hAnsi="Vazirmatn" w:hint="cs"/>
-                <w:sz w:val="28"/>
-                <w:szCs w:val="28"/>
                 <w:rtl/>
               </w:rPr>
               <w:t>نام و نام خانوادگی:</w:t>
@@ -73,8 +69,6 @@
             <w:pPr>
               <w:rPr>
                 <w:rFonts w:ascii="Vazirmatn" w:hAnsi="Vazirmatn"/>
-                <w:sz w:val="28"/>
-                <w:szCs w:val="28"/>
                 <w:rtl/>
                 <w:lang w:bidi="fa-IR"/>
               </w:rPr>
@@ -82,8 +76,6 @@
             <w:r>
               <w:rPr>
                 <w:rFonts w:ascii="Vazirmatn" w:hAnsi="Vazirmatn" w:hint="cs"/>
-                <w:sz w:val="28"/>
-                <w:szCs w:val="28"/>
                 <w:rtl/>
               </w:rPr>
               <w:t>کلاس ه</w:t>
@@ -91,8 +83,6 @@
             <w:r>
               <w:rPr>
                 <w:rFonts w:ascii="Vazirmatn" w:hAnsi="Vazirmatn" w:hint="cs"/>
-                <w:sz w:val="28"/>
-                <w:szCs w:val="28"/>
                 <w:rtl/>
               </w:rPr>
               <w:t>شتم</w:t>
@@ -100,8 +90,6 @@
             <w:r>
               <w:rPr>
                 <w:rFonts w:ascii="Vazirmatn" w:hAnsi="Vazirmatn" w:hint="cs"/>
-                <w:sz w:val="28"/>
-                <w:szCs w:val="28"/>
                 <w:rtl/>
               </w:rPr>
               <w:t>: ....................</w:t>
@@ -119,8 +107,6 @@
             <w:pPr>
               <w:rPr>
                 <w:rFonts w:ascii="Vazirmatn" w:hAnsi="Vazirmatn"/>
-                <w:sz w:val="28"/>
-                <w:szCs w:val="28"/>
                 <w:rtl/>
                 <w:lang w:bidi="fa-IR"/>
               </w:rPr>
@@ -128,8 +114,6 @@
             <w:r>
               <w:rPr>
                 <w:rFonts w:ascii="Vazirmatn" w:hAnsi="Vazirmatn" w:hint="cs"/>
-                <w:sz w:val="28"/>
-                <w:szCs w:val="28"/>
                 <w:rtl/>
                 <w:lang w:bidi="fa-IR"/>
               </w:rPr>
@@ -156,8 +140,6 @@
               <w:jc w:val="center"/>
               <w:rPr>
                 <w:rFonts w:ascii="Vazirmatn" w:hAnsi="Vazirmatn"/>
-                <w:sz w:val="28"/>
-                <w:szCs w:val="28"/>
                 <w:rtl/>
               </w:rPr>
             </w:pPr>
@@ -171,16 +153,12 @@
           <w:p>
             <w:pPr>
               <w:rPr>
-                <w:sz w:val="28"/>
-                <w:szCs w:val="28"/>
                 <w:rtl/>
               </w:rPr>
             </w:pPr>
             <w:r>
               <w:rPr>
                 <w:rFonts w:hint="cs"/>
-                <w:sz w:val="28"/>
-                <w:szCs w:val="28"/>
                 <w:rtl/>
               </w:rPr>
               <w:t>درستی یا نادرستی عبارات زیر را مشخص کنید.</w:t>
@@ -206,8 +184,6 @@
                 <w:p>
                   <w:pPr>
                     <w:rPr>
-                      <w:sz w:val="28"/>
-                      <w:szCs w:val="28"/>
                       <w:rtl/>
                       <w:lang w:bidi="fa-IR"/>
                     </w:rPr>
@@ -215,8 +191,6 @@
                   <w:r>
                     <w:rPr>
                       <w:rFonts w:hint="cs"/>
-                      <w:sz w:val="28"/>
-                      <w:szCs w:val="28"/>
                       <w:rtl/>
                     </w:rPr>
                     <w:t>الف)</w:t>
@@ -224,8 +198,6 @@
                   <w:r>
                     <w:rPr>
                       <w:rFonts w:ascii="Shabnam" w:hAnsi="Shabnam" w:hint="cs"/>
-                      <w:sz w:val="28"/>
-                      <w:szCs w:val="28"/>
                       <w:rtl/>
                     </w:rPr>
                     <w:t xml:space="preserve"> </w:t>
@@ -233,8 +205,6 @@
                   <w:r>
                     <w:rPr>
                       <w:rFonts w:hint="cs"/>
-                      <w:sz w:val="28"/>
-                      <w:szCs w:val="28"/>
                       <w:rtl/>
                       <w:lang w:bidi="fa-IR"/>
                     </w:rPr>
@@ -244,8 +214,6 @@
                     <w:rPr>
                       <w:rFonts w:ascii="Vazirmatn" w:hAnsi="Vazirmatn"/>
                       <w:position w:val="-12"/>
-                      <w:sz w:val="28"/>
-                      <w:szCs w:val="28"/>
                       <w:lang w:bidi="fa-IR"/>
                     </w:rPr>
                     <w:object w:dxaOrig="620" w:dyaOrig="420" w14:anchorId="3ED47FDA">
@@ -268,17 +236,15 @@
                         <v:path o:extrusionok="f" gradientshapeok="t" o:connecttype="rect"/>
                         <o:lock v:ext="edit" aspectratio="t"/>
                       </v:shapetype>
-                      <v:shape id="_x0000_i1513" type="#_x0000_t75" style="width:31.25pt;height:21.7pt" o:ole="">
+                      <v:shape id="_x0000_i1025" type="#_x0000_t75" style="width:31.5pt;height:21.75pt" o:ole="">
                         <v:imagedata r:id="rId8" o:title=""/>
                       </v:shape>
-                      <o:OLEObject Type="Embed" ProgID="Equation.DSMT4" ShapeID="_x0000_i1513" DrawAspect="Content" ObjectID="_1786190851" r:id="rId9"/>
+                      <o:OLEObject Type="Embed" ProgID="Equation.DSMT4" ShapeID="_x0000_i1025" DrawAspect="Content" ObjectID="_1829578531" r:id="rId9"/>
                     </w:object>
                   </w:r>
                   <w:r>
                     <w:rPr>
                       <w:rFonts w:ascii="Vazirmatn" w:hAnsi="Vazirmatn"/>
-                      <w:sz w:val="28"/>
-                      <w:szCs w:val="28"/>
                       <w:lang w:bidi="fa-IR"/>
                     </w:rPr>
                     <w:t xml:space="preserve"> </w:t>
@@ -286,8 +252,6 @@
                   <w:r>
                     <w:rPr>
                       <w:rFonts w:ascii="Vazirmatn" w:hAnsi="Vazirmatn" w:hint="cs"/>
-                      <w:sz w:val="28"/>
-                      <w:szCs w:val="28"/>
                       <w:rtl/>
                       <w:lang w:bidi="fa-IR"/>
                     </w:rPr>
@@ -297,22 +261,18 @@
                     <w:rPr>
                       <w:rFonts w:ascii="Vazirmatn" w:hAnsi="Vazirmatn"/>
                       <w:position w:val="-12"/>
-                      <w:sz w:val="28"/>
-                      <w:szCs w:val="28"/>
                       <w:lang w:bidi="fa-IR"/>
                     </w:rPr>
                     <w:object w:dxaOrig="620" w:dyaOrig="420" w14:anchorId="7939B3CB">
-                      <v:shape id="_x0000_i1514" type="#_x0000_t75" style="width:31.25pt;height:21.7pt" o:ole="">
+                      <v:shape id="_x0000_i1026" type="#_x0000_t75" style="width:31.5pt;height:21.75pt" o:ole="">
                         <v:imagedata r:id="rId10" o:title=""/>
                       </v:shape>
-                      <o:OLEObject Type="Embed" ProgID="Equation.DSMT4" ShapeID="_x0000_i1514" DrawAspect="Content" ObjectID="_1786190852" r:id="rId11"/>
+                      <o:OLEObject Type="Embed" ProgID="Equation.DSMT4" ShapeID="_x0000_i1026" DrawAspect="Content" ObjectID="_1829578532" r:id="rId11"/>
                     </w:object>
                   </w:r>
                   <w:r>
                     <w:rPr>
                       <w:rFonts w:hint="cs"/>
-                      <w:sz w:val="28"/>
-                      <w:szCs w:val="28"/>
                       <w:rtl/>
                       <w:lang w:bidi="fa-IR"/>
                     </w:rPr>
@@ -327,8 +287,6 @@
                 <w:p>
                   <w:pPr>
                     <w:rPr>
-                      <w:sz w:val="28"/>
-                      <w:szCs w:val="28"/>
                       <w:rtl/>
                     </w:rPr>
                   </w:pPr>
@@ -336,8 +294,6 @@
                     <w:rPr>
                       <w:rFonts w:asciiTheme="majorBidi" w:hAnsiTheme="majorBidi" w:hint="cs"/>
                       <w:color w:val="000000" w:themeColor="text1"/>
-                      <w:sz w:val="28"/>
-                      <w:szCs w:val="28"/>
                       <w:rtl/>
                       <w:lang w:bidi="fa-IR"/>
                     </w:rPr>
@@ -347,8 +303,6 @@
                     <w:rPr>
                       <w:rFonts w:asciiTheme="majorBidi" w:hAnsiTheme="majorBidi"/>
                       <w:color w:val="000000" w:themeColor="text1"/>
-                      <w:sz w:val="28"/>
-                      <w:szCs w:val="28"/>
                     </w:rPr>
                     <w:sym w:font="Wingdings" w:char="F06D"/>
                   </w:r>
@@ -361,8 +315,6 @@
                 <w:p>
                   <w:pPr>
                     <w:rPr>
-                      <w:sz w:val="28"/>
-                      <w:szCs w:val="28"/>
                       <w:rtl/>
                     </w:rPr>
                   </w:pPr>
@@ -370,8 +322,6 @@
                     <w:rPr>
                       <w:rFonts w:asciiTheme="majorBidi" w:hAnsiTheme="majorBidi" w:hint="cs"/>
                       <w:color w:val="000000" w:themeColor="text1"/>
-                      <w:sz w:val="28"/>
-                      <w:szCs w:val="28"/>
                       <w:rtl/>
                       <w:lang w:bidi="fa-IR"/>
                     </w:rPr>
@@ -381,8 +331,6 @@
                     <w:rPr>
                       <w:rFonts w:asciiTheme="majorBidi" w:hAnsiTheme="majorBidi"/>
                       <w:color w:val="000000" w:themeColor="text1"/>
-                      <w:sz w:val="28"/>
-                      <w:szCs w:val="28"/>
                     </w:rPr>
                     <w:sym w:font="Wingdings" w:char="F06D"/>
                   </w:r>
@@ -390,8 +338,6 @@
                     <w:rPr>
                       <w:rFonts w:asciiTheme="majorBidi" w:hAnsiTheme="majorBidi" w:hint="cs"/>
                       <w:color w:val="000000" w:themeColor="text1"/>
-                      <w:sz w:val="28"/>
-                      <w:szCs w:val="28"/>
                       <w:rtl/>
                       <w:lang w:bidi="fa-IR"/>
                     </w:rPr>
@@ -408,27 +354,20 @@
                 <w:p>
                   <w:pPr>
                     <w:rPr>
+                      <w:rtl/>
+                      <w:lang w:bidi="fa-IR"/>
+                    </w:rPr>
+                  </w:pPr>
+                  <w:r>
+                    <w:rPr>
                       <w:rFonts w:hint="cs"/>
-                      <w:sz w:val="28"/>
-                      <w:szCs w:val="28"/>
-                      <w:rtl/>
-                      <w:lang w:bidi="fa-IR"/>
-                    </w:rPr>
-                  </w:pPr>
+                      <w:rtl/>
+                    </w:rPr>
+                    <w:t xml:space="preserve">ب) </w:t>
+                  </w:r>
                   <w:r>
                     <w:rPr>
                       <w:rFonts w:hint="cs"/>
-                      <w:sz w:val="28"/>
-                      <w:szCs w:val="28"/>
-                      <w:rtl/>
-                    </w:rPr>
-                    <w:t xml:space="preserve">ب) </w:t>
-                  </w:r>
-                  <w:r>
-                    <w:rPr>
-                      <w:rFonts w:hint="cs"/>
-                      <w:sz w:val="28"/>
-                      <w:szCs w:val="28"/>
                       <w:rtl/>
                       <w:lang w:bidi="fa-IR"/>
                     </w:rPr>
@@ -438,22 +377,18 @@
                     <w:rPr>
                       <w:rFonts w:ascii="Vazirmatn" w:hAnsi="Vazirmatn"/>
                       <w:position w:val="-12"/>
-                      <w:sz w:val="28"/>
-                      <w:szCs w:val="28"/>
                       <w:lang w:bidi="fa-IR"/>
                     </w:rPr>
                     <w:object w:dxaOrig="1080" w:dyaOrig="340" w14:anchorId="4FD61755">
-                      <v:shape id="_x0000_i1515" type="#_x0000_t75" style="width:58.75pt;height:19.6pt" o:ole="">
+                      <v:shape id="_x0000_i1027" type="#_x0000_t75" style="width:58.5pt;height:19.5pt" o:ole="">
                         <v:imagedata r:id="rId12" o:title=""/>
                       </v:shape>
-                      <o:OLEObject Type="Embed" ProgID="Equation.DSMT4" ShapeID="_x0000_i1515" DrawAspect="Content" ObjectID="_1786190853" r:id="rId13"/>
+                      <o:OLEObject Type="Embed" ProgID="Equation.DSMT4" ShapeID="_x0000_i1027" DrawAspect="Content" ObjectID="_1829578533" r:id="rId13"/>
                     </w:object>
                   </w:r>
                   <w:r>
                     <w:rPr>
                       <w:rFonts w:hint="cs"/>
-                      <w:sz w:val="28"/>
-                      <w:szCs w:val="28"/>
                       <w:rtl/>
                       <w:lang w:bidi="fa-IR"/>
                     </w:rPr>
@@ -463,22 +398,18 @@
                     <w:rPr>
                       <w:rFonts w:ascii="Vazirmatn" w:hAnsi="Vazirmatn"/>
                       <w:position w:val="-6"/>
-                      <w:sz w:val="28"/>
-                      <w:szCs w:val="28"/>
                       <w:lang w:bidi="fa-IR"/>
                     </w:rPr>
                     <w:object w:dxaOrig="780" w:dyaOrig="279" w14:anchorId="1107BCE6">
-                      <v:shape id="_x0000_i1516" type="#_x0000_t75" style="width:42.35pt;height:15.9pt" o:ole="">
+                      <v:shape id="_x0000_i1028" type="#_x0000_t75" style="width:42pt;height:15.75pt" o:ole="">
                         <v:imagedata r:id="rId14" o:title=""/>
                       </v:shape>
-                      <o:OLEObject Type="Embed" ProgID="Equation.DSMT4" ShapeID="_x0000_i1516" DrawAspect="Content" ObjectID="_1786190854" r:id="rId15"/>
+                      <o:OLEObject Type="Embed" ProgID="Equation.DSMT4" ShapeID="_x0000_i1028" DrawAspect="Content" ObjectID="_1829578534" r:id="rId15"/>
                     </w:object>
                   </w:r>
                   <w:r>
                     <w:rPr>
                       <w:rFonts w:hint="cs"/>
-                      <w:sz w:val="28"/>
-                      <w:szCs w:val="28"/>
                       <w:rtl/>
                       <w:lang w:bidi="fa-IR"/>
                     </w:rPr>
@@ -493,8 +424,6 @@
                 <w:p>
                   <w:pPr>
                     <w:rPr>
-                      <w:sz w:val="28"/>
-                      <w:szCs w:val="28"/>
                       <w:rtl/>
                     </w:rPr>
                   </w:pPr>
@@ -502,8 +431,6 @@
                     <w:rPr>
                       <w:rFonts w:asciiTheme="majorBidi" w:hAnsiTheme="majorBidi" w:hint="cs"/>
                       <w:color w:val="000000" w:themeColor="text1"/>
-                      <w:sz w:val="28"/>
-                      <w:szCs w:val="28"/>
                       <w:rtl/>
                       <w:lang w:bidi="fa-IR"/>
                     </w:rPr>
@@ -513,8 +440,6 @@
                     <w:rPr>
                       <w:rFonts w:asciiTheme="majorBidi" w:hAnsiTheme="majorBidi"/>
                       <w:color w:val="000000" w:themeColor="text1"/>
-                      <w:sz w:val="28"/>
-                      <w:szCs w:val="28"/>
                     </w:rPr>
                     <w:sym w:font="Wingdings" w:char="F06D"/>
                   </w:r>
@@ -527,8 +452,6 @@
                 <w:p>
                   <w:pPr>
                     <w:rPr>
-                      <w:sz w:val="28"/>
-                      <w:szCs w:val="28"/>
                       <w:rtl/>
                     </w:rPr>
                   </w:pPr>
@@ -536,8 +459,6 @@
                     <w:rPr>
                       <w:rFonts w:asciiTheme="majorBidi" w:hAnsiTheme="majorBidi" w:hint="cs"/>
                       <w:color w:val="000000" w:themeColor="text1"/>
-                      <w:sz w:val="28"/>
-                      <w:szCs w:val="28"/>
                       <w:rtl/>
                       <w:lang w:bidi="fa-IR"/>
                     </w:rPr>
@@ -547,8 +468,6 @@
                     <w:rPr>
                       <w:rFonts w:asciiTheme="majorBidi" w:hAnsiTheme="majorBidi"/>
                       <w:color w:val="000000" w:themeColor="text1"/>
-                      <w:sz w:val="28"/>
-                      <w:szCs w:val="28"/>
                     </w:rPr>
                     <w:sym w:font="Wingdings" w:char="F06D"/>
                   </w:r>
@@ -556,8 +475,6 @@
                     <w:rPr>
                       <w:rFonts w:asciiTheme="majorBidi" w:hAnsiTheme="majorBidi" w:hint="cs"/>
                       <w:color w:val="000000" w:themeColor="text1"/>
-                      <w:sz w:val="28"/>
-                      <w:szCs w:val="28"/>
                       <w:rtl/>
                       <w:lang w:bidi="fa-IR"/>
                     </w:rPr>
@@ -574,43 +491,30 @@
                 <w:p>
                   <w:pPr>
                     <w:rPr>
+                      <w:rtl/>
+                      <w:lang w:bidi="fa-IR"/>
+                    </w:rPr>
+                  </w:pPr>
+                  <w:r>
+                    <w:rPr>
                       <w:rFonts w:hint="cs"/>
-                      <w:sz w:val="28"/>
-                      <w:szCs w:val="28"/>
-                      <w:rtl/>
-                      <w:lang w:bidi="fa-IR"/>
-                    </w:rPr>
-                  </w:pPr>
+                      <w:rtl/>
+                    </w:rPr>
+                    <w:t xml:space="preserve">ج) </w:t>
+                  </w:r>
                   <w:r>
                     <w:rPr>
                       <w:rFonts w:hint="cs"/>
-                      <w:sz w:val="28"/>
-                      <w:szCs w:val="28"/>
-                      <w:rtl/>
-                    </w:rPr>
-                    <w:t xml:space="preserve">ج) </w:t>
+                      <w:rtl/>
+                    </w:rPr>
+                    <w:t xml:space="preserve">اگر </w:t>
+                  </w:r>
+                  <w:r>
+                    <w:t>a</w:t>
                   </w:r>
                   <w:r>
                     <w:rPr>
                       <w:rFonts w:hint="cs"/>
-                      <w:sz w:val="28"/>
-                      <w:szCs w:val="28"/>
-                      <w:rtl/>
-                    </w:rPr>
-                    <w:t xml:space="preserve">اگر </w:t>
-                  </w:r>
-                  <w:r>
-                    <w:rPr>
-                      <w:sz w:val="28"/>
-                      <w:szCs w:val="28"/>
-                    </w:rPr>
-                    <w:t>a</w:t>
-                  </w:r>
-                  <w:r>
-                    <w:rPr>
-                      <w:rFonts w:hint="cs"/>
-                      <w:sz w:val="28"/>
-                      <w:szCs w:val="28"/>
                       <w:rtl/>
                       <w:lang w:bidi="fa-IR"/>
                     </w:rPr>
@@ -620,29 +524,23 @@
                     <w:rPr>
                       <w:rFonts w:ascii="Vazirmatn" w:hAnsi="Vazirmatn"/>
                       <w:position w:val="-6"/>
-                      <w:sz w:val="28"/>
-                      <w:szCs w:val="28"/>
                       <w:lang w:bidi="fa-IR"/>
                     </w:rPr>
                     <w:object w:dxaOrig="360" w:dyaOrig="279" w14:anchorId="58B10568">
-                      <v:shape id="_x0000_i1517" type="#_x0000_t75" style="width:18pt;height:14.3pt" o:ole="">
+                      <v:shape id="_x0000_i1029" type="#_x0000_t75" style="width:18pt;height:14.25pt" o:ole="">
                         <v:imagedata r:id="rId16" o:title=""/>
                       </v:shape>
-                      <o:OLEObject Type="Embed" ProgID="Equation.DSMT4" ShapeID="_x0000_i1517" DrawAspect="Content" ObjectID="_1786190855" r:id="rId17"/>
+                      <o:OLEObject Type="Embed" ProgID="Equation.DSMT4" ShapeID="_x0000_i1029" DrawAspect="Content" ObjectID="_1829578535" r:id="rId17"/>
                     </w:object>
                   </w:r>
                   <w:r>
                     <w:rPr>
                       <w:rFonts w:hint="cs"/>
-                      <w:sz w:val="28"/>
-                      <w:szCs w:val="28"/>
                       <w:rtl/>
                       <w:lang w:bidi="fa-IR"/>
                     </w:rPr>
                     <w:t>یک عدد زوج است.</w:t>
                   </w:r>
-                  <w:bookmarkStart w:id="0" w:name="_GoBack"/>
-                  <w:bookmarkEnd w:id="0"/>
                 </w:p>
               </w:tc>
               <w:tc>
@@ -654,8 +552,6 @@
                     <w:rPr>
                       <w:rFonts w:asciiTheme="majorBidi" w:hAnsiTheme="majorBidi"/>
                       <w:color w:val="000000" w:themeColor="text1"/>
-                      <w:sz w:val="28"/>
-                      <w:szCs w:val="28"/>
                       <w:rtl/>
                       <w:lang w:bidi="fa-IR"/>
                     </w:rPr>
@@ -664,8 +560,6 @@
                     <w:rPr>
                       <w:rFonts w:asciiTheme="majorBidi" w:hAnsiTheme="majorBidi" w:hint="cs"/>
                       <w:color w:val="000000" w:themeColor="text1"/>
-                      <w:sz w:val="28"/>
-                      <w:szCs w:val="28"/>
                       <w:rtl/>
                       <w:lang w:bidi="fa-IR"/>
                     </w:rPr>
@@ -675,8 +569,6 @@
                     <w:rPr>
                       <w:rFonts w:asciiTheme="majorBidi" w:hAnsiTheme="majorBidi"/>
                       <w:color w:val="000000" w:themeColor="text1"/>
-                      <w:sz w:val="28"/>
-                      <w:szCs w:val="28"/>
                     </w:rPr>
                     <w:sym w:font="Wingdings" w:char="F06D"/>
                   </w:r>
@@ -691,8 +583,6 @@
                     <w:rPr>
                       <w:rFonts w:asciiTheme="majorBidi" w:hAnsiTheme="majorBidi"/>
                       <w:color w:val="000000" w:themeColor="text1"/>
-                      <w:sz w:val="28"/>
-                      <w:szCs w:val="28"/>
                       <w:rtl/>
                       <w:lang w:bidi="fa-IR"/>
                     </w:rPr>
@@ -701,8 +591,6 @@
                     <w:rPr>
                       <w:rFonts w:asciiTheme="majorBidi" w:hAnsiTheme="majorBidi" w:hint="cs"/>
                       <w:color w:val="000000" w:themeColor="text1"/>
-                      <w:sz w:val="28"/>
-                      <w:szCs w:val="28"/>
                       <w:rtl/>
                       <w:lang w:bidi="fa-IR"/>
                     </w:rPr>
@@ -712,8 +600,6 @@
                     <w:rPr>
                       <w:rFonts w:asciiTheme="majorBidi" w:hAnsiTheme="majorBidi"/>
                       <w:color w:val="000000" w:themeColor="text1"/>
-                      <w:sz w:val="28"/>
-                      <w:szCs w:val="28"/>
                     </w:rPr>
                     <w:sym w:font="Wingdings" w:char="F06D"/>
                   </w:r>
@@ -721,8 +607,6 @@
                     <w:rPr>
                       <w:rFonts w:asciiTheme="majorBidi" w:hAnsiTheme="majorBidi" w:hint="cs"/>
                       <w:color w:val="000000" w:themeColor="text1"/>
-                      <w:sz w:val="28"/>
-                      <w:szCs w:val="28"/>
                       <w:rtl/>
                       <w:lang w:bidi="fa-IR"/>
                     </w:rPr>
@@ -739,52 +623,65 @@
                 <w:p>
                   <w:pPr>
                     <w:rPr>
+                      <w:rtl/>
+                      <w:lang w:bidi="fa-IR"/>
+                    </w:rPr>
+                  </w:pPr>
+                  <w:r>
+                    <w:rPr>
                       <w:rFonts w:hint="cs"/>
-                      <w:sz w:val="28"/>
-                      <w:szCs w:val="28"/>
-                      <w:rtl/>
-                      <w:lang w:bidi="fa-IR"/>
-                    </w:rPr>
-                  </w:pPr>
+                      <w:rtl/>
+                    </w:rPr>
+                    <w:t xml:space="preserve">د) </w:t>
+                  </w:r>
                   <w:r>
                     <w:rPr>
                       <w:rFonts w:hint="cs"/>
-                      <w:sz w:val="28"/>
-                      <w:szCs w:val="28"/>
-                      <w:rtl/>
-                    </w:rPr>
-                    <w:t xml:space="preserve">د) </w:t>
+                      <w:rtl/>
+                    </w:rPr>
+                    <w:t xml:space="preserve">اگر طول یک مستطیل </w:t>
+                  </w:r>
+                  <w:r>
+                    <w:t>x</w:t>
                   </w:r>
                   <w:r>
                     <w:rPr>
                       <w:rFonts w:hint="cs"/>
-                      <w:sz w:val="28"/>
-                      <w:szCs w:val="28"/>
-                      <w:rtl/>
-                    </w:rPr>
-                    <w:t xml:space="preserve">اگر طول یک مستطیل </w:t>
-                  </w:r>
-                  <w:r>
-                    <w:rPr>
-                      <w:sz w:val="28"/>
-                      <w:szCs w:val="28"/>
+                      <w:rtl/>
+                      <w:lang w:bidi="fa-IR"/>
+                    </w:rPr>
+                    <w:t xml:space="preserve"> و عرض آن </w:t>
+                  </w:r>
+                  <w:r>
+                    <w:rPr>
+                      <w:lang w:bidi="fa-IR"/>
                     </w:rPr>
                     <w:t>x</w:t>
                   </w:r>
                   <w:r>
                     <w:rPr>
                       <w:rFonts w:hint="cs"/>
-                      <w:sz w:val="28"/>
-                      <w:szCs w:val="28"/>
-                      <w:rtl/>
-                      <w:lang w:bidi="fa-IR"/>
-                    </w:rPr>
-                    <w:t xml:space="preserve"> و عرض آن </w:t>
-                  </w:r>
-                  <w:r>
-                    <w:rPr>
-                      <w:sz w:val="28"/>
-                      <w:szCs w:val="28"/>
+                      <w:rtl/>
+                      <w:lang w:bidi="fa-IR"/>
+                    </w:rPr>
+                    <w:t>4</w:t>
+                  </w:r>
+                  <w:r>
+                    <w:rPr>
+                      <w:lang w:bidi="fa-IR"/>
+                    </w:rPr>
+                    <w:t xml:space="preserve"> </w:t>
+                  </w:r>
+                  <w:r>
+                    <w:rPr>
+                      <w:rFonts w:hint="cs"/>
+                      <w:rtl/>
+                      <w:lang w:bidi="fa-IR"/>
+                    </w:rPr>
+                    <w:t xml:space="preserve"> باشد محیط آن برابر </w:t>
+                  </w:r>
+                  <w:r>
+                    <w:rPr>
                       <w:lang w:bidi="fa-IR"/>
                     </w:rPr>
                     <w:t>x</w:t>
@@ -792,44 +689,6 @@
                   <w:r>
                     <w:rPr>
                       <w:rFonts w:hint="cs"/>
-                      <w:sz w:val="28"/>
-                      <w:szCs w:val="28"/>
-                      <w:rtl/>
-                      <w:lang w:bidi="fa-IR"/>
-                    </w:rPr>
-                    <w:t>4</w:t>
-                  </w:r>
-                  <w:r>
-                    <w:rPr>
-                      <w:sz w:val="28"/>
-                      <w:szCs w:val="28"/>
-                      <w:lang w:bidi="fa-IR"/>
-                    </w:rPr>
-                    <w:t xml:space="preserve"> </w:t>
-                  </w:r>
-                  <w:r>
-                    <w:rPr>
-                      <w:rFonts w:hint="cs"/>
-                      <w:sz w:val="28"/>
-                      <w:szCs w:val="28"/>
-                      <w:rtl/>
-                      <w:lang w:bidi="fa-IR"/>
-                    </w:rPr>
-                    <w:t xml:space="preserve"> باشد محیط آن برابر </w:t>
-                  </w:r>
-                  <w:r>
-                    <w:rPr>
-                      <w:sz w:val="28"/>
-                      <w:szCs w:val="28"/>
-                      <w:lang w:bidi="fa-IR"/>
-                    </w:rPr>
-                    <w:t>x</w:t>
-                  </w:r>
-                  <w:r>
-                    <w:rPr>
-                      <w:rFonts w:hint="cs"/>
-                      <w:sz w:val="28"/>
-                      <w:szCs w:val="28"/>
                       <w:rtl/>
                       <w:lang w:bidi="fa-IR"/>
                     </w:rPr>
@@ -846,8 +705,6 @@
                     <w:rPr>
                       <w:rFonts w:asciiTheme="majorBidi" w:hAnsiTheme="majorBidi"/>
                       <w:color w:val="000000" w:themeColor="text1"/>
-                      <w:sz w:val="28"/>
-                      <w:szCs w:val="28"/>
                       <w:rtl/>
                       <w:lang w:bidi="fa-IR"/>
                     </w:rPr>
@@ -856,8 +713,6 @@
                     <w:rPr>
                       <w:rFonts w:asciiTheme="majorBidi" w:hAnsiTheme="majorBidi" w:hint="cs"/>
                       <w:color w:val="000000" w:themeColor="text1"/>
-                      <w:sz w:val="28"/>
-                      <w:szCs w:val="28"/>
                       <w:rtl/>
                       <w:lang w:bidi="fa-IR"/>
                     </w:rPr>
@@ -867,8 +722,6 @@
                     <w:rPr>
                       <w:rFonts w:asciiTheme="majorBidi" w:hAnsiTheme="majorBidi"/>
                       <w:color w:val="000000" w:themeColor="text1"/>
-                      <w:sz w:val="28"/>
-                      <w:szCs w:val="28"/>
                     </w:rPr>
                     <w:sym w:font="Wingdings" w:char="F06D"/>
                   </w:r>
@@ -883,8 +736,6 @@
                     <w:rPr>
                       <w:rFonts w:asciiTheme="majorBidi" w:hAnsiTheme="majorBidi"/>
                       <w:color w:val="000000" w:themeColor="text1"/>
-                      <w:sz w:val="28"/>
-                      <w:szCs w:val="28"/>
                       <w:rtl/>
                       <w:lang w:bidi="fa-IR"/>
                     </w:rPr>
@@ -893,8 +744,6 @@
                     <w:rPr>
                       <w:rFonts w:asciiTheme="majorBidi" w:hAnsiTheme="majorBidi" w:hint="cs"/>
                       <w:color w:val="000000" w:themeColor="text1"/>
-                      <w:sz w:val="28"/>
-                      <w:szCs w:val="28"/>
                       <w:rtl/>
                       <w:lang w:bidi="fa-IR"/>
                     </w:rPr>
@@ -904,8 +753,6 @@
                     <w:rPr>
                       <w:rFonts w:asciiTheme="majorBidi" w:hAnsiTheme="majorBidi"/>
                       <w:color w:val="000000" w:themeColor="text1"/>
-                      <w:sz w:val="28"/>
-                      <w:szCs w:val="28"/>
                     </w:rPr>
                     <w:sym w:font="Wingdings" w:char="F06D"/>
                   </w:r>
@@ -913,8 +760,6 @@
                     <w:rPr>
                       <w:rFonts w:asciiTheme="majorBidi" w:hAnsiTheme="majorBidi" w:hint="cs"/>
                       <w:color w:val="000000" w:themeColor="text1"/>
-                      <w:sz w:val="28"/>
-                      <w:szCs w:val="28"/>
                       <w:rtl/>
                       <w:lang w:bidi="fa-IR"/>
                     </w:rPr>
@@ -928,8 +773,6 @@
             <w:pPr>
               <w:rPr>
                 <w:rFonts w:ascii="Vazirmatn" w:hAnsi="Vazirmatn"/>
-                <w:sz w:val="28"/>
-                <w:szCs w:val="28"/>
                 <w:rtl/>
                 <w:lang w:bidi="fa-IR"/>
               </w:rPr>
@@ -946,8 +789,6 @@
               <w:jc w:val="center"/>
               <w:rPr>
                 <w:rFonts w:ascii="Vazirmatn" w:hAnsi="Vazirmatn"/>
-                <w:sz w:val="28"/>
-                <w:szCs w:val="28"/>
                 <w:rtl/>
                 <w:lang w:bidi="fa-IR"/>
               </w:rPr>
@@ -955,8 +796,6 @@
             <w:r>
               <w:rPr>
                 <w:rFonts w:ascii="Vazirmatn" w:hAnsi="Vazirmatn" w:hint="cs"/>
-                <w:sz w:val="28"/>
-                <w:szCs w:val="28"/>
                 <w:rtl/>
                 <w:lang w:bidi="fa-IR"/>
               </w:rPr>
@@ -983,8 +822,6 @@
               <w:jc w:val="center"/>
               <w:rPr>
                 <w:rFonts w:ascii="Vazirmatn" w:hAnsi="Vazirmatn"/>
-                <w:sz w:val="28"/>
-                <w:szCs w:val="28"/>
                 <w:rtl/>
               </w:rPr>
             </w:pPr>
@@ -999,8 +836,6 @@
             <w:pPr>
               <w:rPr>
                 <w:rFonts w:ascii="Vazirmatn" w:hAnsi="Vazirmatn"/>
-                <w:sz w:val="28"/>
-                <w:szCs w:val="28"/>
                 <w:rtl/>
                 <w:lang w:bidi="fa-IR"/>
               </w:rPr>
@@ -1008,8 +843,6 @@
             <w:r>
               <w:rPr>
                 <w:rFonts w:ascii="Vazirmatn" w:hAnsi="Vazirmatn" w:hint="cs"/>
-                <w:sz w:val="28"/>
-                <w:szCs w:val="28"/>
                 <w:rtl/>
               </w:rPr>
               <w:t>جاهای خالی را با اعداد یا کلمات مناسب پر کنید.</w:t>
@@ -1019,8 +852,6 @@
             <w:pPr>
               <w:rPr>
                 <w:rFonts w:ascii="Vazirmatn" w:hAnsi="Vazirmatn"/>
-                <w:sz w:val="28"/>
-                <w:szCs w:val="28"/>
                 <w:rtl/>
                 <w:lang w:bidi="fa-IR"/>
               </w:rPr>
@@ -1028,8 +859,6 @@
             <w:r>
               <w:rPr>
                 <w:rFonts w:ascii="Vazirmatn" w:hAnsi="Vazirmatn" w:hint="cs"/>
-                <w:sz w:val="28"/>
-                <w:szCs w:val="28"/>
                 <w:rtl/>
               </w:rPr>
               <w:t>الف</w:t>
@@ -1037,8 +866,6 @@
             <w:r>
               <w:rPr>
                 <w:rFonts w:ascii="Vazirmatn" w:hAnsi="Vazirmatn" w:hint="cs"/>
-                <w:sz w:val="28"/>
-                <w:szCs w:val="28"/>
                 <w:rtl/>
               </w:rPr>
               <w:t xml:space="preserve">) </w:t>
@@ -1046,8 +873,6 @@
             <w:r>
               <w:rPr>
                 <w:rFonts w:ascii="Vazirmatn" w:hAnsi="Vazirmatn"/>
-                <w:sz w:val="28"/>
-                <w:szCs w:val="28"/>
                 <w:rtl/>
               </w:rPr>
               <w:t>مساحت مربع</w:t>
@@ -1055,8 +880,6 @@
             <w:r>
               <w:rPr>
                 <w:rFonts w:ascii="Vazirmatn" w:hAnsi="Vazirmatn" w:hint="cs"/>
-                <w:sz w:val="28"/>
-                <w:szCs w:val="28"/>
                 <w:rtl/>
               </w:rPr>
               <w:t>ی</w:t>
@@ -1064,8 +887,6 @@
             <w:r>
               <w:rPr>
                 <w:rFonts w:ascii="Vazirmatn" w:hAnsi="Vazirmatn"/>
-                <w:sz w:val="28"/>
-                <w:szCs w:val="28"/>
                 <w:rtl/>
               </w:rPr>
               <w:t xml:space="preserve"> به ضلع</w:t>
@@ -1073,8 +894,6 @@
             <w:r>
               <w:rPr>
                 <w:rFonts w:ascii="Vazirmatn" w:hAnsi="Vazirmatn" w:hint="cs"/>
-                <w:sz w:val="28"/>
-                <w:szCs w:val="28"/>
                 <w:rtl/>
               </w:rPr>
               <w:t xml:space="preserve"> </w:t>
@@ -1082,16 +901,12 @@
             <w:r>
               <w:rPr>
                 <w:rFonts w:asciiTheme="majorBidi" w:hAnsiTheme="majorBidi" w:cstheme="majorBidi"/>
-                <w:sz w:val="28"/>
-                <w:szCs w:val="28"/>
               </w:rPr>
               <w:t>a</w:t>
             </w:r>
             <w:r>
               <w:rPr>
                 <w:rFonts w:asciiTheme="majorBidi" w:hAnsiTheme="majorBidi" w:cstheme="majorBidi"/>
-                <w:sz w:val="28"/>
-                <w:szCs w:val="28"/>
                 <w:rtl/>
               </w:rPr>
               <w:t xml:space="preserve"> </w:t>
@@ -1099,8 +914,6 @@
             <w:r>
               <w:rPr>
                 <w:rFonts w:ascii="Vazirmatn" w:hAnsi="Vazirmatn"/>
-                <w:sz w:val="28"/>
-                <w:szCs w:val="28"/>
                 <w:rtl/>
               </w:rPr>
               <w:t>برابر</w:t>
@@ -1108,8 +921,6 @@
             <w:r>
               <w:rPr>
                 <w:rFonts w:ascii="Vazirmatn" w:hAnsi="Vazirmatn" w:hint="cs"/>
-                <w:sz w:val="28"/>
-                <w:szCs w:val="28"/>
                 <w:rtl/>
               </w:rPr>
               <w:t xml:space="preserve"> با </w:t>
@@ -1117,8 +928,6 @@
             <w:r>
               <w:rPr>
                 <w:rFonts w:ascii="Vazirmatn" w:hAnsi="Vazirmatn"/>
-                <w:sz w:val="28"/>
-                <w:szCs w:val="28"/>
                 <w:rtl/>
               </w:rPr>
               <w:t>................</w:t>
@@ -1128,8 +937,6 @@
             <w:pPr>
               <w:rPr>
                 <w:rFonts w:ascii="Vazirmatn" w:hAnsi="Vazirmatn"/>
-                <w:sz w:val="28"/>
-                <w:szCs w:val="28"/>
                 <w:rtl/>
                 <w:lang w:bidi="fa-IR"/>
               </w:rPr>
@@ -1137,8 +944,6 @@
             <w:r>
               <w:rPr>
                 <w:rFonts w:ascii="Vazirmatn" w:hAnsi="Vazirmatn" w:hint="cs"/>
-                <w:sz w:val="28"/>
-                <w:szCs w:val="28"/>
                 <w:rtl/>
               </w:rPr>
               <w:t>ب</w:t>
@@ -1146,16 +951,12 @@
             <w:r>
               <w:rPr>
                 <w:rFonts w:ascii="Vazirmatn" w:hAnsi="Vazirmatn" w:hint="cs"/>
-                <w:sz w:val="28"/>
-                <w:szCs w:val="28"/>
                 <w:rtl/>
               </w:rPr>
               <w:t>)</w:t>
             </w:r>
             <w:r>
               <w:rPr>
-                <w:sz w:val="28"/>
-                <w:szCs w:val="28"/>
                 <w:rtl/>
               </w:rPr>
               <w:t xml:space="preserve"> </w:t>
@@ -1163,8 +964,6 @@
             <w:r>
               <w:rPr>
                 <w:rFonts w:ascii="Vazirmatn" w:hAnsi="Vazirmatn"/>
-                <w:sz w:val="28"/>
-                <w:szCs w:val="28"/>
                 <w:rtl/>
                 <w:lang w:bidi="fa-IR"/>
               </w:rPr>
@@ -1173,8 +972,6 @@
             <w:r>
               <w:rPr>
                 <w:rFonts w:ascii="Vazirmatn" w:hAnsi="Vazirmatn" w:hint="cs"/>
-                <w:sz w:val="28"/>
-                <w:szCs w:val="28"/>
                 <w:rtl/>
                 <w:lang w:bidi="fa-IR"/>
               </w:rPr>
@@ -1183,8 +980,6 @@
             <w:r>
               <w:rPr>
                 <w:rFonts w:ascii="Vazirmatn" w:hAnsi="Vazirmatn"/>
-                <w:sz w:val="28"/>
-                <w:szCs w:val="28"/>
                 <w:rtl/>
                 <w:lang w:bidi="fa-IR"/>
               </w:rPr>
@@ -1193,8 +988,6 @@
             <w:r>
               <w:rPr>
                 <w:rFonts w:ascii="Vazirmatn" w:hAnsi="Vazirmatn" w:hint="cs"/>
-                <w:sz w:val="28"/>
-                <w:szCs w:val="28"/>
                 <w:rtl/>
                 <w:lang w:bidi="fa-IR"/>
               </w:rPr>
@@ -1203,8 +996,6 @@
             <w:r>
               <w:rPr>
                 <w:rFonts w:ascii="Vazirmatn" w:hAnsi="Vazirmatn" w:hint="cs"/>
-                <w:sz w:val="28"/>
-                <w:szCs w:val="28"/>
                 <w:rtl/>
                 <w:lang w:bidi="fa-IR"/>
               </w:rPr>
@@ -1213,8 +1004,6 @@
             <w:r>
               <w:rPr>
                 <w:rFonts w:ascii="Vazirmatn" w:hAnsi="Vazirmatn"/>
-                <w:sz w:val="28"/>
-                <w:szCs w:val="28"/>
                 <w:rtl/>
                 <w:lang w:bidi="fa-IR"/>
               </w:rPr>
@@ -1223,49 +1012,31 @@
             <w:r>
               <w:rPr>
                 <w:rFonts w:ascii="Vazirmatn" w:hAnsi="Vazirmatn" w:hint="cs"/>
-                <w:sz w:val="28"/>
-                <w:szCs w:val="28"/>
-                <w:rtl/>
-                <w:lang w:bidi="fa-IR"/>
-              </w:rPr>
-              <w:t>ی</w:t>
-            </w:r>
+                <w:rtl/>
+                <w:lang w:bidi="fa-IR"/>
+              </w:rPr>
+              <w:t>ی ................. است.</w:t>
+            </w:r>
+          </w:p>
+          <w:p>
+            <w:pPr>
+              <w:rPr>
+                <w:rFonts w:ascii="Vazirmatn" w:hAnsi="Vazirmatn"/>
+                <w:rtl/>
+                <w:lang w:bidi="fa-IR"/>
+              </w:rPr>
+            </w:pPr>
             <w:r>
               <w:rPr>
                 <w:rFonts w:ascii="Vazirmatn" w:hAnsi="Vazirmatn" w:hint="cs"/>
-                <w:sz w:val="28"/>
-                <w:szCs w:val="28"/>
-                <w:rtl/>
-                <w:lang w:bidi="fa-IR"/>
-              </w:rPr>
-              <w:t xml:space="preserve"> ................. است.</w:t>
-            </w:r>
-          </w:p>
-          <w:p>
-            <w:pPr>
-              <w:rPr>
-                <w:rFonts w:ascii="Vazirmatn" w:hAnsi="Vazirmatn"/>
-                <w:sz w:val="28"/>
-                <w:szCs w:val="28"/>
-                <w:rtl/>
-                <w:lang w:bidi="fa-IR"/>
-              </w:rPr>
-            </w:pPr>
+                <w:rtl/>
+                <w:lang w:bidi="fa-IR"/>
+              </w:rPr>
+              <w:t xml:space="preserve">ج) </w:t>
+            </w:r>
             <w:r>
               <w:rPr>
                 <w:rFonts w:ascii="Vazirmatn" w:hAnsi="Vazirmatn" w:hint="cs"/>
-                <w:sz w:val="28"/>
-                <w:szCs w:val="28"/>
-                <w:rtl/>
-                <w:lang w:bidi="fa-IR"/>
-              </w:rPr>
-              <w:t xml:space="preserve">ج) </w:t>
-            </w:r>
-            <w:r>
-              <w:rPr>
-                <w:rFonts w:ascii="Vazirmatn" w:hAnsi="Vazirmatn" w:hint="cs"/>
-                <w:sz w:val="28"/>
-                <w:szCs w:val="28"/>
                 <w:rtl/>
                 <w:lang w:bidi="fa-IR"/>
               </w:rPr>
@@ -1275,22 +1046,18 @@
               <w:rPr>
                 <w:rFonts w:ascii="Vazirmatn" w:hAnsi="Vazirmatn"/>
                 <w:position w:val="-12"/>
-                <w:sz w:val="28"/>
-                <w:szCs w:val="28"/>
                 <w:lang w:bidi="fa-IR"/>
               </w:rPr>
               <w:object w:dxaOrig="1320" w:dyaOrig="340" w14:anchorId="2C74F525">
-                <v:shape id="_x0000_i1059" type="#_x0000_t75" style="width:1in;height:19.05pt" o:ole="">
+                <v:shape id="_x0000_i1030" type="#_x0000_t75" style="width:1in;height:18.75pt" o:ole="">
                   <v:imagedata r:id="rId18" o:title=""/>
                 </v:shape>
-                <o:OLEObject Type="Embed" ProgID="Equation.DSMT4" ShapeID="_x0000_i1059" DrawAspect="Content" ObjectID="_1786190856" r:id="rId19"/>
+                <o:OLEObject Type="Embed" ProgID="Equation.DSMT4" ShapeID="_x0000_i1030" DrawAspect="Content" ObjectID="_1829578536" r:id="rId19"/>
               </w:object>
             </w:r>
             <w:r>
               <w:rPr>
                 <w:rFonts w:ascii="Vazirmatn" w:hAnsi="Vazirmatn" w:hint="cs"/>
-                <w:sz w:val="28"/>
-                <w:szCs w:val="28"/>
                 <w:rtl/>
                 <w:lang w:bidi="fa-IR"/>
               </w:rPr>
@@ -1300,22 +1067,18 @@
               <w:rPr>
                 <w:rFonts w:ascii="Vazirmatn" w:hAnsi="Vazirmatn"/>
                 <w:position w:val="-12"/>
-                <w:sz w:val="28"/>
-                <w:szCs w:val="28"/>
                 <w:lang w:bidi="fa-IR"/>
               </w:rPr>
               <w:object w:dxaOrig="1680" w:dyaOrig="360" w14:anchorId="1DED5187">
-                <v:shape id="_x0000_i1062" type="#_x0000_t75" style="width:92.1pt;height:20.1pt" o:ole="">
+                <v:shape id="_x0000_i1031" type="#_x0000_t75" style="width:92.25pt;height:20.25pt" o:ole="">
                   <v:imagedata r:id="rId20" o:title=""/>
                 </v:shape>
-                <o:OLEObject Type="Embed" ProgID="Equation.DSMT4" ShapeID="_x0000_i1062" DrawAspect="Content" ObjectID="_1786190857" r:id="rId21"/>
+                <o:OLEObject Type="Embed" ProgID="Equation.DSMT4" ShapeID="_x0000_i1031" DrawAspect="Content" ObjectID="_1829578537" r:id="rId21"/>
               </w:object>
             </w:r>
             <w:r>
               <w:rPr>
                 <w:rFonts w:ascii="Vazirmatn" w:hAnsi="Vazirmatn" w:hint="cs"/>
-                <w:sz w:val="28"/>
-                <w:szCs w:val="28"/>
                 <w:rtl/>
                 <w:lang w:bidi="fa-IR"/>
               </w:rPr>
@@ -1326,8 +1089,6 @@
             <w:pPr>
               <w:rPr>
                 <w:rFonts w:ascii="Vazirmatn" w:hAnsi="Vazirmatn"/>
-                <w:sz w:val="28"/>
-                <w:szCs w:val="28"/>
                 <w:rtl/>
                 <w:lang w:bidi="fa-IR"/>
               </w:rPr>
@@ -1335,8 +1096,6 @@
             <w:r>
               <w:rPr>
                 <w:rFonts w:ascii="Vazirmatn" w:hAnsi="Vazirmatn" w:hint="cs"/>
-                <w:sz w:val="28"/>
-                <w:szCs w:val="28"/>
                 <w:rtl/>
                 <w:lang w:bidi="fa-IR"/>
               </w:rPr>
@@ -1345,8 +1104,6 @@
             <w:r>
               <w:rPr>
                 <w:rFonts w:hint="cs"/>
-                <w:sz w:val="28"/>
-                <w:szCs w:val="28"/>
                 <w:rtl/>
               </w:rPr>
               <w:t xml:space="preserve">ساده شده عبارت </w:t>
@@ -1355,22 +1112,18 @@
               <w:rPr>
                 <w:rFonts w:ascii="Vazirmatn" w:hAnsi="Vazirmatn"/>
                 <w:position w:val="-12"/>
-                <w:sz w:val="28"/>
-                <w:szCs w:val="28"/>
                 <w:lang w:bidi="fa-IR"/>
               </w:rPr>
               <w:object w:dxaOrig="1060" w:dyaOrig="360" w14:anchorId="7FFCA39D">
-                <v:shape id="_x0000_i1029" type="#_x0000_t75" style="width:57.7pt;height:20.65pt" o:ole="">
+                <v:shape id="_x0000_i1032" type="#_x0000_t75" style="width:57.75pt;height:21pt" o:ole="">
                   <v:imagedata r:id="rId22" o:title=""/>
                 </v:shape>
-                <o:OLEObject Type="Embed" ProgID="Equation.DSMT4" ShapeID="_x0000_i1029" DrawAspect="Content" ObjectID="_1786190858" r:id="rId23"/>
+                <o:OLEObject Type="Embed" ProgID="Equation.DSMT4" ShapeID="_x0000_i1032" DrawAspect="Content" ObjectID="_1829578538" r:id="rId23"/>
               </w:object>
             </w:r>
             <w:r>
               <w:rPr>
                 <w:rFonts w:ascii="Vazirmatn" w:hAnsi="Vazirmatn" w:hint="cs"/>
-                <w:sz w:val="28"/>
-                <w:szCs w:val="28"/>
                 <w:rtl/>
                 <w:lang w:bidi="fa-IR"/>
               </w:rPr>
@@ -1379,8 +1132,6 @@
             <w:r>
               <w:rPr>
                 <w:rFonts w:ascii="Vazirmatn" w:hAnsi="Vazirmatn" w:hint="cs"/>
-                <w:sz w:val="28"/>
-                <w:szCs w:val="28"/>
                 <w:rtl/>
                 <w:lang w:bidi="fa-IR"/>
               </w:rPr>
@@ -1389,8 +1140,6 @@
             <w:r>
               <w:rPr>
                 <w:rFonts w:ascii="Vazirmatn" w:hAnsi="Vazirmatn" w:hint="cs"/>
-                <w:sz w:val="28"/>
-                <w:szCs w:val="28"/>
                 <w:rtl/>
                 <w:lang w:bidi="fa-IR"/>
               </w:rPr>
@@ -1408,8 +1157,6 @@
               <w:jc w:val="center"/>
               <w:rPr>
                 <w:rFonts w:ascii="Vazirmatn" w:hAnsi="Vazirmatn"/>
-                <w:sz w:val="28"/>
-                <w:szCs w:val="28"/>
                 <w:rtl/>
                 <w:lang w:bidi="fa-IR"/>
               </w:rPr>
@@ -1417,8 +1164,6 @@
             <w:r>
               <w:rPr>
                 <w:rFonts w:ascii="Vazirmatn" w:hAnsi="Vazirmatn" w:hint="cs"/>
-                <w:sz w:val="28"/>
-                <w:szCs w:val="28"/>
                 <w:rtl/>
                 <w:lang w:bidi="fa-IR"/>
               </w:rPr>
@@ -1429,7 +1174,7 @@
       </w:tr>
       <w:tr>
         <w:trPr>
-          <w:trHeight w:val="1322"/>
+          <w:trHeight w:val="1394"/>
         </w:trPr>
         <w:tc>
           <w:tcPr>
@@ -1445,8 +1190,6 @@
               <w:jc w:val="center"/>
               <w:rPr>
                 <w:rFonts w:ascii="Vazirmatn" w:hAnsi="Vazirmatn"/>
-                <w:sz w:val="28"/>
-                <w:szCs w:val="28"/>
                 <w:rtl/>
               </w:rPr>
             </w:pPr>
@@ -1461,17 +1204,13 @@
             <w:pPr>
               <w:rPr>
                 <w:rFonts w:ascii="Vazirmatn" w:hAnsi="Vazirmatn"/>
-                <w:sz w:val="28"/>
-                <w:szCs w:val="28"/>
-                <w:rtl/>
-                <w:lang w:bidi="fa-IR"/>
-              </w:rPr>
-            </w:pPr>
-            <w:r>
-              <w:rPr>
-                <w:rFonts w:ascii="Vazirmatn" w:hAnsi="Vazirmatn"/>
-                <w:sz w:val="28"/>
-                <w:szCs w:val="28"/>
+                <w:rtl/>
+                <w:lang w:bidi="fa-IR"/>
+              </w:rPr>
+            </w:pPr>
+            <w:r>
+              <w:rPr>
+                <w:rFonts w:ascii="Vazirmatn" w:hAnsi="Vazirmatn"/>
                 <w:rtl/>
               </w:rPr>
               <w:t>عبارت ها</w:t>
@@ -1479,8 +1218,6 @@
             <w:r>
               <w:rPr>
                 <w:rFonts w:ascii="Vazirmatn" w:hAnsi="Vazirmatn" w:hint="cs"/>
-                <w:sz w:val="28"/>
-                <w:szCs w:val="28"/>
                 <w:rtl/>
               </w:rPr>
               <w:t>ی</w:t>
@@ -1488,8 +1225,6 @@
             <w:r>
               <w:rPr>
                 <w:rFonts w:ascii="Vazirmatn" w:hAnsi="Vazirmatn"/>
-                <w:sz w:val="28"/>
-                <w:szCs w:val="28"/>
                 <w:rtl/>
               </w:rPr>
               <w:t xml:space="preserve"> جبر</w:t>
@@ -1497,8 +1232,6 @@
             <w:r>
               <w:rPr>
                 <w:rFonts w:ascii="Vazirmatn" w:hAnsi="Vazirmatn" w:hint="cs"/>
-                <w:sz w:val="28"/>
-                <w:szCs w:val="28"/>
                 <w:rtl/>
               </w:rPr>
               <w:t>ی</w:t>
@@ -1506,8 +1239,6 @@
             <w:r>
               <w:rPr>
                 <w:rFonts w:ascii="Vazirmatn" w:hAnsi="Vazirmatn"/>
-                <w:sz w:val="28"/>
-                <w:szCs w:val="28"/>
                 <w:rtl/>
               </w:rPr>
               <w:t xml:space="preserve"> ز</w:t>
@@ -1515,8 +1246,6 @@
             <w:r>
               <w:rPr>
                 <w:rFonts w:ascii="Vazirmatn" w:hAnsi="Vazirmatn" w:hint="cs"/>
-                <w:sz w:val="28"/>
-                <w:szCs w:val="28"/>
                 <w:rtl/>
               </w:rPr>
               <w:t>ی</w:t>
@@ -1524,8 +1253,6 @@
             <w:r>
               <w:rPr>
                 <w:rFonts w:ascii="Vazirmatn" w:hAnsi="Vazirmatn" w:hint="eastAsia"/>
-                <w:sz w:val="28"/>
-                <w:szCs w:val="28"/>
                 <w:rtl/>
               </w:rPr>
               <w:t>ر</w:t>
@@ -1533,8 +1260,6 @@
             <w:r>
               <w:rPr>
                 <w:rFonts w:ascii="Vazirmatn" w:hAnsi="Vazirmatn"/>
-                <w:sz w:val="28"/>
-                <w:szCs w:val="28"/>
                 <w:rtl/>
               </w:rPr>
               <w:t xml:space="preserve"> را ساده کن</w:t>
@@ -1542,8 +1267,6 @@
             <w:r>
               <w:rPr>
                 <w:rFonts w:ascii="Vazirmatn" w:hAnsi="Vazirmatn" w:hint="cs"/>
-                <w:sz w:val="28"/>
-                <w:szCs w:val="28"/>
                 <w:rtl/>
               </w:rPr>
               <w:t>ی</w:t>
@@ -1551,8 +1274,6 @@
             <w:r>
               <w:rPr>
                 <w:rFonts w:ascii="Vazirmatn" w:hAnsi="Vazirmatn" w:hint="eastAsia"/>
-                <w:sz w:val="28"/>
-                <w:szCs w:val="28"/>
                 <w:rtl/>
               </w:rPr>
               <w:t>د</w:t>
@@ -1560,8 +1281,6 @@
             <w:r>
               <w:rPr>
                 <w:rFonts w:ascii="Vazirmatn" w:hAnsi="Vazirmatn"/>
-                <w:sz w:val="28"/>
-                <w:szCs w:val="28"/>
                 <w:rtl/>
               </w:rPr>
               <w:t>.</w:t>
@@ -1572,8 +1291,6 @@
               <w:jc w:val="right"/>
               <w:rPr>
                 <w:rFonts w:ascii="Vazirmatn" w:hAnsi="Vazirmatn"/>
-                <w:sz w:val="28"/>
-                <w:szCs w:val="28"/>
                 <w:rtl/>
                 <w:lang w:bidi="fa-IR"/>
               </w:rPr>
@@ -1582,15 +1299,13 @@
               <w:rPr>
                 <w:rFonts w:ascii="Vazirmatn" w:hAnsi="Vazirmatn"/>
                 <w:position w:val="-6"/>
-                <w:sz w:val="28"/>
-                <w:szCs w:val="28"/>
                 <w:lang w:bidi="fa-IR"/>
               </w:rPr>
               <w:object w:dxaOrig="2799" w:dyaOrig="360" w14:anchorId="73A043EE">
-                <v:shape id="_x0000_i1030" type="#_x0000_t75" style="width:153pt;height:20.1pt" o:ole="">
+                <v:shape id="_x0000_i1105" type="#_x0000_t75" style="width:153pt;height:20.25pt" o:ole="">
                   <v:imagedata r:id="rId24" o:title=""/>
                 </v:shape>
-                <o:OLEObject Type="Embed" ProgID="Equation.DSMT4" ShapeID="_x0000_i1030" DrawAspect="Content" ObjectID="_1786190859" r:id="rId25"/>
+                <o:OLEObject Type="Embed" ProgID="Equation.DSMT4" ShapeID="_x0000_i1105" DrawAspect="Content" ObjectID="_1829578539" r:id="rId25"/>
               </w:object>
             </w:r>
           </w:p>
@@ -1599,8 +1314,6 @@
               <w:jc w:val="right"/>
               <w:rPr>
                 <w:rFonts w:ascii="Vazirmatn" w:hAnsi="Vazirmatn"/>
-                <w:sz w:val="20"/>
-                <w:szCs w:val="20"/>
                 <w:rtl/>
                 <w:lang w:bidi="fa-IR"/>
               </w:rPr>
@@ -1611,8 +1324,7 @@
               <w:jc w:val="right"/>
               <w:rPr>
                 <w:rFonts w:ascii="Vazirmatn" w:hAnsi="Vazirmatn"/>
-                <w:sz w:val="28"/>
-                <w:szCs w:val="28"/>
+                <w:rtl/>
                 <w:lang w:bidi="fa-IR"/>
               </w:rPr>
             </w:pPr>
@@ -1620,29 +1332,15 @@
               <w:rPr>
                 <w:rFonts w:ascii="Vazirmatn" w:hAnsi="Vazirmatn"/>
                 <w:position w:val="-12"/>
-                <w:sz w:val="28"/>
-                <w:szCs w:val="28"/>
                 <w:lang w:bidi="fa-IR"/>
               </w:rPr>
               <w:object w:dxaOrig="2120" w:dyaOrig="360" w14:anchorId="1815544D">
-                <v:shape id="_x0000_i1031" type="#_x0000_t75" style="width:117pt;height:20.1pt" o:ole="">
+                <v:shape id="_x0000_i1106" type="#_x0000_t75" style="width:117pt;height:20.25pt" o:ole="">
                   <v:imagedata r:id="rId26" o:title=""/>
                 </v:shape>
-                <o:OLEObject Type="Embed" ProgID="Equation.DSMT4" ShapeID="_x0000_i1031" DrawAspect="Content" ObjectID="_1786190860" r:id="rId27"/>
+                <o:OLEObject Type="Embed" ProgID="Equation.DSMT4" ShapeID="_x0000_i1106" DrawAspect="Content" ObjectID="_1829578540" r:id="rId27"/>
               </w:object>
             </w:r>
-          </w:p>
-          <w:p>
-            <w:pPr>
-              <w:jc w:val="right"/>
-              <w:rPr>
-                <w:rFonts w:ascii="Vazirmatn" w:hAnsi="Vazirmatn"/>
-                <w:sz w:val="16"/>
-                <w:szCs w:val="16"/>
-                <w:rtl/>
-                <w:lang w:bidi="fa-IR"/>
-              </w:rPr>
-            </w:pPr>
           </w:p>
         </w:tc>
         <w:tc>
@@ -1655,8 +1353,6 @@
               <w:jc w:val="center"/>
               <w:rPr>
                 <w:rFonts w:ascii="Vazirmatn" w:hAnsi="Vazirmatn"/>
-                <w:sz w:val="28"/>
-                <w:szCs w:val="28"/>
                 <w:rtl/>
                 <w:lang w:bidi="fa-IR"/>
               </w:rPr>
@@ -1664,8 +1360,6 @@
             <w:r>
               <w:rPr>
                 <w:rFonts w:ascii="Vazirmatn" w:hAnsi="Vazirmatn" w:hint="cs"/>
-                <w:sz w:val="28"/>
-                <w:szCs w:val="28"/>
                 <w:rtl/>
                 <w:lang w:bidi="fa-IR"/>
               </w:rPr>
@@ -1692,8 +1386,6 @@
               <w:jc w:val="center"/>
               <w:rPr>
                 <w:rFonts w:ascii="Vazirmatn" w:hAnsi="Vazirmatn"/>
-                <w:sz w:val="28"/>
-                <w:szCs w:val="28"/>
                 <w:rtl/>
               </w:rPr>
             </w:pPr>
@@ -1737,16 +1429,12 @@
                     <w:jc w:val="center"/>
                     <w:rPr>
                       <w:rFonts w:asciiTheme="majorBidi" w:hAnsiTheme="majorBidi" w:cstheme="majorBidi"/>
-                      <w:sz w:val="28"/>
-                      <w:szCs w:val="28"/>
                       <w:lang w:bidi="fa-IR"/>
                     </w:rPr>
                   </w:pPr>
                   <w:r>
                     <w:rPr>
                       <w:rFonts w:asciiTheme="majorBidi" w:hAnsiTheme="majorBidi" w:cstheme="majorBidi"/>
-                      <w:sz w:val="28"/>
-                      <w:szCs w:val="28"/>
                       <w:lang w:bidi="fa-IR"/>
                     </w:rPr>
                     <w:t>y</w:t>
@@ -1769,16 +1457,12 @@
                     <w:jc w:val="center"/>
                     <w:rPr>
                       <w:rFonts w:asciiTheme="majorBidi" w:hAnsiTheme="majorBidi" w:cstheme="majorBidi"/>
-                      <w:sz w:val="28"/>
-                      <w:szCs w:val="28"/>
                       <w:lang w:bidi="fa-IR"/>
                     </w:rPr>
                   </w:pPr>
                   <w:r>
                     <w:rPr>
                       <w:rFonts w:asciiTheme="majorBidi" w:hAnsiTheme="majorBidi" w:cstheme="majorBidi"/>
-                      <w:sz w:val="28"/>
-                      <w:szCs w:val="28"/>
                       <w:lang w:bidi="fa-IR"/>
                     </w:rPr>
                     <w:t>x</w:t>
@@ -1803,8 +1487,6 @@
                     <w:jc w:val="center"/>
                     <w:rPr>
                       <w:rFonts w:ascii="Vazirmatn" w:hAnsi="Vazirmatn"/>
-                      <w:sz w:val="28"/>
-                      <w:szCs w:val="28"/>
                       <w:rtl/>
                       <w:lang w:bidi="fa-IR"/>
                     </w:rPr>
@@ -1812,8 +1494,6 @@
                   <w:r>
                     <w:rPr>
                       <w:rFonts w:ascii="Vazirmatn" w:hAnsi="Vazirmatn" w:hint="cs"/>
-                      <w:sz w:val="28"/>
-                      <w:szCs w:val="28"/>
                       <w:rtl/>
                       <w:lang w:bidi="fa-IR"/>
                     </w:rPr>
@@ -1837,8 +1517,6 @@
                     <w:jc w:val="center"/>
                     <w:rPr>
                       <w:rFonts w:ascii="Vazirmatn" w:hAnsi="Vazirmatn"/>
-                      <w:sz w:val="28"/>
-                      <w:szCs w:val="28"/>
                       <w:rtl/>
                       <w:lang w:bidi="fa-IR"/>
                     </w:rPr>
@@ -1846,8 +1524,6 @@
                   <w:r>
                     <w:rPr>
                       <w:rFonts w:ascii="Vazirmatn" w:hAnsi="Vazirmatn" w:hint="cs"/>
-                      <w:sz w:val="28"/>
-                      <w:szCs w:val="28"/>
                       <w:rtl/>
                       <w:lang w:bidi="fa-IR"/>
                     </w:rPr>
@@ -1873,8 +1549,6 @@
                     <w:jc w:val="center"/>
                     <w:rPr>
                       <w:rFonts w:ascii="Vazirmatn" w:hAnsi="Vazirmatn"/>
-                      <w:sz w:val="28"/>
-                      <w:szCs w:val="28"/>
                       <w:rtl/>
                       <w:lang w:bidi="fa-IR"/>
                     </w:rPr>
@@ -1882,8 +1556,6 @@
                   <w:r>
                     <w:rPr>
                       <w:rFonts w:ascii="Vazirmatn" w:hAnsi="Vazirmatn" w:hint="cs"/>
-                      <w:sz w:val="28"/>
-                      <w:szCs w:val="28"/>
                       <w:rtl/>
                       <w:lang w:bidi="fa-IR"/>
                     </w:rPr>
@@ -1907,8 +1579,6 @@
                     <w:jc w:val="center"/>
                     <w:rPr>
                       <w:rFonts w:ascii="Vazirmatn" w:hAnsi="Vazirmatn"/>
-                      <w:sz w:val="28"/>
-                      <w:szCs w:val="28"/>
                       <w:rtl/>
                       <w:lang w:bidi="fa-IR"/>
                     </w:rPr>
@@ -1916,8 +1586,6 @@
                   <w:r>
                     <w:rPr>
                       <w:rFonts w:ascii="Vazirmatn" w:hAnsi="Vazirmatn" w:hint="cs"/>
-                      <w:sz w:val="28"/>
-                      <w:szCs w:val="28"/>
                       <w:rtl/>
                       <w:lang w:bidi="fa-IR"/>
                     </w:rPr>
@@ -1943,8 +1611,6 @@
                     <w:jc w:val="center"/>
                     <w:rPr>
                       <w:rFonts w:ascii="Vazirmatn" w:hAnsi="Vazirmatn"/>
-                      <w:sz w:val="28"/>
-                      <w:szCs w:val="28"/>
                       <w:rtl/>
                       <w:lang w:bidi="fa-IR"/>
                     </w:rPr>
@@ -1952,8 +1618,6 @@
                   <w:r>
                     <w:rPr>
                       <w:rFonts w:ascii="Vazirmatn" w:hAnsi="Vazirmatn" w:hint="cs"/>
-                      <w:sz w:val="28"/>
-                      <w:szCs w:val="28"/>
                       <w:rtl/>
                       <w:lang w:bidi="fa-IR"/>
                     </w:rPr>
@@ -1977,8 +1641,6 @@
                     <w:jc w:val="center"/>
                     <w:rPr>
                       <w:rFonts w:ascii="Vazirmatn" w:hAnsi="Vazirmatn"/>
-                      <w:sz w:val="28"/>
-                      <w:szCs w:val="28"/>
                       <w:rtl/>
                       <w:lang w:bidi="fa-IR"/>
                     </w:rPr>
@@ -1986,8 +1648,6 @@
                   <w:r>
                     <w:rPr>
                       <w:rFonts w:ascii="Vazirmatn" w:hAnsi="Vazirmatn" w:hint="cs"/>
-                      <w:sz w:val="28"/>
-                      <w:szCs w:val="28"/>
                       <w:rtl/>
                       <w:lang w:bidi="fa-IR"/>
                     </w:rPr>
@@ -2001,17 +1661,13 @@
             <w:pPr>
               <w:rPr>
                 <w:rFonts w:ascii="Vazirmatn" w:hAnsi="Vazirmatn"/>
-                <w:sz w:val="28"/>
-                <w:szCs w:val="28"/>
-                <w:rtl/>
-                <w:lang w:bidi="fa-IR"/>
-              </w:rPr>
-            </w:pPr>
-            <w:r>
-              <w:rPr>
-                <w:rFonts w:ascii="Vazirmatn" w:hAnsi="Vazirmatn"/>
-                <w:sz w:val="28"/>
-                <w:szCs w:val="28"/>
+                <w:rtl/>
+                <w:lang w:bidi="fa-IR"/>
+              </w:rPr>
+            </w:pPr>
+            <w:r>
+              <w:rPr>
+                <w:rFonts w:ascii="Vazirmatn" w:hAnsi="Vazirmatn"/>
                 <w:rtl/>
               </w:rPr>
               <w:t xml:space="preserve">با توجه به رابطه </w:t>
@@ -2020,22 +1676,18 @@
               <w:rPr>
                 <w:rFonts w:ascii="Vazirmatn" w:hAnsi="Vazirmatn"/>
                 <w:position w:val="-12"/>
-                <w:sz w:val="28"/>
-                <w:szCs w:val="28"/>
                 <w:lang w:bidi="fa-IR"/>
               </w:rPr>
               <w:object w:dxaOrig="1280" w:dyaOrig="340" w14:anchorId="13A68B45">
-                <v:shape id="_x0000_i1032" type="#_x0000_t75" style="width:69.9pt;height:19.6pt" o:ole="">
+                <v:shape id="_x0000_i1035" type="#_x0000_t75" style="width:69.75pt;height:19.5pt" o:ole="">
                   <v:imagedata r:id="rId28" o:title=""/>
                 </v:shape>
-                <o:OLEObject Type="Embed" ProgID="Equation.DSMT4" ShapeID="_x0000_i1032" DrawAspect="Content" ObjectID="_1786190861" r:id="rId29"/>
+                <o:OLEObject Type="Embed" ProgID="Equation.DSMT4" ShapeID="_x0000_i1035" DrawAspect="Content" ObjectID="_1829578541" r:id="rId29"/>
               </w:object>
             </w:r>
             <w:r>
               <w:rPr>
                 <w:rFonts w:ascii="Vazirmatn" w:hAnsi="Vazirmatn" w:hint="cs"/>
-                <w:sz w:val="28"/>
-                <w:szCs w:val="28"/>
                 <w:rtl/>
               </w:rPr>
               <w:t xml:space="preserve"> </w:t>
@@ -2043,8 +1695,6 @@
             <w:r>
               <w:rPr>
                 <w:rFonts w:ascii="Vazirmatn" w:hAnsi="Vazirmatn"/>
-                <w:sz w:val="28"/>
-                <w:szCs w:val="28"/>
                 <w:rtl/>
               </w:rPr>
               <w:t>جدول را کامل کن</w:t>
@@ -2052,8 +1702,6 @@
             <w:r>
               <w:rPr>
                 <w:rFonts w:ascii="Vazirmatn" w:hAnsi="Vazirmatn" w:hint="cs"/>
-                <w:sz w:val="28"/>
-                <w:szCs w:val="28"/>
                 <w:rtl/>
               </w:rPr>
               <w:t>ی</w:t>
@@ -2061,8 +1709,6 @@
             <w:r>
               <w:rPr>
                 <w:rFonts w:ascii="Vazirmatn" w:hAnsi="Vazirmatn" w:hint="eastAsia"/>
-                <w:sz w:val="28"/>
-                <w:szCs w:val="28"/>
                 <w:rtl/>
               </w:rPr>
               <w:t>د</w:t>
@@ -2070,8 +1716,6 @@
             <w:r>
               <w:rPr>
                 <w:rFonts w:ascii="Vazirmatn" w:hAnsi="Vazirmatn"/>
-                <w:sz w:val="28"/>
-                <w:szCs w:val="28"/>
                 <w:rtl/>
               </w:rPr>
               <w:t>.</w:t>
@@ -2081,30 +1725,24 @@
             <w:pPr>
               <w:rPr>
                 <w:rFonts w:ascii="Vazirmatn" w:hAnsi="Vazirmatn"/>
-                <w:sz w:val="28"/>
-                <w:szCs w:val="28"/>
-                <w:rtl/>
-                <w:lang w:bidi="fa-IR"/>
-              </w:rPr>
-            </w:pPr>
-          </w:p>
-          <w:p>
-            <w:pPr>
-              <w:rPr>
-                <w:rFonts w:ascii="Vazirmatn" w:hAnsi="Vazirmatn"/>
-                <w:sz w:val="28"/>
-                <w:szCs w:val="28"/>
-                <w:rtl/>
-                <w:lang w:bidi="fa-IR"/>
-              </w:rPr>
-            </w:pPr>
-          </w:p>
-          <w:p>
-            <w:pPr>
-              <w:rPr>
-                <w:rFonts w:ascii="Vazirmatn" w:hAnsi="Vazirmatn"/>
-                <w:sz w:val="22"/>
-                <w:szCs w:val="22"/>
+                <w:rtl/>
+                <w:lang w:bidi="fa-IR"/>
+              </w:rPr>
+            </w:pPr>
+          </w:p>
+          <w:p>
+            <w:pPr>
+              <w:rPr>
+                <w:rFonts w:ascii="Vazirmatn" w:hAnsi="Vazirmatn"/>
+                <w:rtl/>
+                <w:lang w:bidi="fa-IR"/>
+              </w:rPr>
+            </w:pPr>
+          </w:p>
+          <w:p>
+            <w:pPr>
+              <w:rPr>
+                <w:rFonts w:ascii="Vazirmatn" w:hAnsi="Vazirmatn"/>
                 <w:rtl/>
                 <w:lang w:bidi="fa-IR"/>
               </w:rPr>
@@ -2121,8 +1759,6 @@
               <w:jc w:val="center"/>
               <w:rPr>
                 <w:rFonts w:ascii="Vazirmatn" w:hAnsi="Vazirmatn"/>
-                <w:sz w:val="28"/>
-                <w:szCs w:val="28"/>
                 <w:rtl/>
                 <w:lang w:bidi="fa-IR"/>
               </w:rPr>
@@ -2130,8 +1766,6 @@
             <w:r>
               <w:rPr>
                 <w:rFonts w:ascii="Vazirmatn" w:hAnsi="Vazirmatn" w:hint="cs"/>
-                <w:sz w:val="28"/>
-                <w:szCs w:val="28"/>
                 <w:rtl/>
                 <w:lang w:bidi="fa-IR"/>
               </w:rPr>
@@ -2158,8 +1792,6 @@
               <w:jc w:val="center"/>
               <w:rPr>
                 <w:rFonts w:ascii="Vazirmatn" w:hAnsi="Vazirmatn"/>
-                <w:sz w:val="28"/>
-                <w:szCs w:val="28"/>
                 <w:rtl/>
               </w:rPr>
             </w:pPr>
@@ -2176,16 +1808,12 @@
               <w:rPr>
                 <w:b w:val="0"/>
                 <w:bCs w:val="0"/>
-                <w:sz w:val="28"/>
-                <w:szCs w:val="28"/>
                 <w:rtl/>
               </w:rPr>
             </w:pPr>
             <w:r>
               <w:rPr>
                 <w:rFonts w:hint="cs"/>
-                <w:sz w:val="28"/>
-                <w:szCs w:val="28"/>
                 <w:rtl/>
               </w:rPr>
               <w:t xml:space="preserve">مقدار عددی عبارت زیر را به ازای  </w:t>
@@ -2193,21 +1821,17 @@
             <w:r>
               <w:rPr>
                 <w:position w:val="-6"/>
-                <w:sz w:val="28"/>
-                <w:szCs w:val="28"/>
               </w:rPr>
               <w:object w:dxaOrig="600" w:dyaOrig="260" w14:anchorId="5D596220">
-                <v:shape id="_x0000_i1033" type="#_x0000_t75" style="width:33.35pt;height:13.75pt" o:ole="">
+                <v:shape id="_x0000_i1036" type="#_x0000_t75" style="width:33pt;height:13.5pt" o:ole="">
                   <v:imagedata r:id="rId30" o:title=""/>
                 </v:shape>
-                <o:OLEObject Type="Embed" ProgID="Equation.DSMT4" ShapeID="_x0000_i1033" DrawAspect="Content" ObjectID="_1786190862" r:id="rId31"/>
+                <o:OLEObject Type="Embed" ProgID="Equation.DSMT4" ShapeID="_x0000_i1036" DrawAspect="Content" ObjectID="_1829578542" r:id="rId31"/>
               </w:object>
             </w:r>
             <w:r>
               <w:rPr>
                 <w:rFonts w:hint="cs"/>
-                <w:sz w:val="28"/>
-                <w:szCs w:val="28"/>
                 <w:rtl/>
               </w:rPr>
               <w:t xml:space="preserve">  و  </w:t>
@@ -2215,21 +1839,17 @@
             <w:r>
               <w:rPr>
                 <w:position w:val="-6"/>
-                <w:sz w:val="28"/>
-                <w:szCs w:val="28"/>
               </w:rPr>
               <w:object w:dxaOrig="620" w:dyaOrig="279" w14:anchorId="49164CE0">
-                <v:shape id="_x0000_i1034" type="#_x0000_t75" style="width:33.9pt;height:14.3pt" o:ole="">
+                <v:shape id="_x0000_i1037" type="#_x0000_t75" style="width:33.75pt;height:14.25pt" o:ole="">
                   <v:imagedata r:id="rId32" o:title=""/>
                 </v:shape>
-                <o:OLEObject Type="Embed" ProgID="Equation.DSMT4" ShapeID="_x0000_i1034" DrawAspect="Content" ObjectID="_1786190863" r:id="rId33"/>
+                <o:OLEObject Type="Embed" ProgID="Equation.DSMT4" ShapeID="_x0000_i1037" DrawAspect="Content" ObjectID="_1829578543" r:id="rId33"/>
               </w:object>
             </w:r>
             <w:r>
               <w:rPr>
                 <w:rFonts w:hint="cs"/>
-                <w:sz w:val="28"/>
-                <w:szCs w:val="28"/>
                 <w:rtl/>
               </w:rPr>
               <w:t xml:space="preserve">  ب</w:t>
@@ -2237,8 +1857,6 @@
             <w:r>
               <w:rPr>
                 <w:rFonts w:hint="cs"/>
-                <w:sz w:val="28"/>
-                <w:szCs w:val="28"/>
                 <w:rtl/>
               </w:rPr>
               <w:t xml:space="preserve">ه </w:t>
@@ -2246,8 +1864,6 @@
             <w:r>
               <w:rPr>
                 <w:rFonts w:hint="cs"/>
-                <w:sz w:val="28"/>
-                <w:szCs w:val="28"/>
                 <w:rtl/>
               </w:rPr>
               <w:t xml:space="preserve">دست آورید.  </w:t>
@@ -2258,8 +1874,6 @@
               <w:jc w:val="right"/>
               <w:rPr>
                 <w:rFonts w:asciiTheme="majorBidi" w:hAnsiTheme="majorBidi" w:cstheme="majorBidi"/>
-                <w:sz w:val="28"/>
-                <w:szCs w:val="28"/>
                 <w:rtl/>
                 <w:lang w:bidi="fa-IR"/>
               </w:rPr>
@@ -2268,15 +1882,13 @@
               <w:rPr>
                 <w:rFonts w:ascii="Vazirmatn" w:hAnsi="Vazirmatn"/>
                 <w:position w:val="-6"/>
-                <w:sz w:val="28"/>
-                <w:szCs w:val="28"/>
                 <w:lang w:bidi="fa-IR"/>
               </w:rPr>
               <w:object w:dxaOrig="1300" w:dyaOrig="360" w14:anchorId="4B2A2AFF">
-                <v:shape id="_x0000_i1035" type="#_x0000_t75" style="width:70.95pt;height:19.6pt" o:ole="">
+                <v:shape id="_x0000_i1038" type="#_x0000_t75" style="width:71.25pt;height:19.5pt" o:ole="">
                   <v:imagedata r:id="rId34" o:title=""/>
                 </v:shape>
-                <o:OLEObject Type="Embed" ProgID="Equation.DSMT4" ShapeID="_x0000_i1035" DrawAspect="Content" ObjectID="_1786190864" r:id="rId35"/>
+                <o:OLEObject Type="Embed" ProgID="Equation.DSMT4" ShapeID="_x0000_i1038" DrawAspect="Content" ObjectID="_1829578544" r:id="rId35"/>
               </w:object>
             </w:r>
           </w:p>
@@ -2291,8 +1903,6 @@
               <w:jc w:val="center"/>
               <w:rPr>
                 <w:rFonts w:ascii="Vazirmatn" w:hAnsi="Vazirmatn"/>
-                <w:sz w:val="28"/>
-                <w:szCs w:val="28"/>
                 <w:rtl/>
                 <w:lang w:bidi="fa-IR"/>
               </w:rPr>
@@ -2300,8 +1910,6 @@
             <w:r>
               <w:rPr>
                 <w:rFonts w:ascii="Vazirmatn" w:hAnsi="Vazirmatn" w:hint="cs"/>
-                <w:sz w:val="28"/>
-                <w:szCs w:val="28"/>
                 <w:rtl/>
                 <w:lang w:bidi="fa-IR"/>
               </w:rPr>
@@ -2328,16 +1936,12 @@
               <w:jc w:val="center"/>
               <w:rPr>
                 <w:rFonts w:ascii="Vazirmatn" w:hAnsi="Vazirmatn"/>
-                <w:sz w:val="28"/>
-                <w:szCs w:val="28"/>
                 <w:rtl/>
               </w:rPr>
             </w:pPr>
             <w:r>
               <w:rPr>
                 <w:rFonts w:ascii="Vazirmatn" w:hAnsi="Vazirmatn" w:hint="cs"/>
-                <w:sz w:val="28"/>
-                <w:szCs w:val="28"/>
                 <w:rtl/>
               </w:rPr>
               <w:t xml:space="preserve">   </w:t>
@@ -2353,8 +1957,6 @@
             <w:pPr>
               <w:rPr>
                 <w:rFonts w:asciiTheme="majorBidi" w:hAnsiTheme="majorBidi"/>
-                <w:sz w:val="28"/>
-                <w:szCs w:val="28"/>
                 <w:rtl/>
                 <w:lang w:bidi="fa-IR"/>
               </w:rPr>
@@ -2362,8 +1964,6 @@
             <w:r>
               <w:rPr>
                 <w:rFonts w:ascii="BNazaninBold" w:hint="cs"/>
-                <w:sz w:val="28"/>
-                <w:szCs w:val="28"/>
                 <w:rtl/>
                 <w:lang w:bidi="fa-IR"/>
               </w:rPr>
@@ -2372,8 +1972,6 @@
             <w:r>
               <w:rPr>
                 <w:rFonts w:ascii="BNazaninBold"/>
-                <w:sz w:val="28"/>
-                <w:szCs w:val="28"/>
                 <w:rtl/>
                 <w:lang w:bidi="fa-IR"/>
               </w:rPr>
@@ -2382,8 +1980,6 @@
             <w:r>
               <w:rPr>
                 <w:rFonts w:ascii="BNazaninBold" w:hint="cs"/>
-                <w:sz w:val="28"/>
-                <w:szCs w:val="28"/>
                 <w:rtl/>
                 <w:lang w:bidi="fa-IR"/>
               </w:rPr>
@@ -2392,8 +1988,6 @@
             <w:r>
               <w:rPr>
                 <w:rFonts w:ascii="BNazaninBold"/>
-                <w:sz w:val="28"/>
-                <w:szCs w:val="28"/>
                 <w:rtl/>
                 <w:lang w:bidi="fa-IR"/>
               </w:rPr>
@@ -2402,8 +1996,6 @@
             <w:r>
               <w:rPr>
                 <w:rFonts w:ascii="BNazaninBold" w:hint="cs"/>
-                <w:sz w:val="28"/>
-                <w:szCs w:val="28"/>
                 <w:rtl/>
                 <w:lang w:bidi="fa-IR"/>
               </w:rPr>
@@ -2412,8 +2004,6 @@
             <w:r>
               <w:rPr>
                 <w:rFonts w:ascii="BNazaninBold"/>
-                <w:sz w:val="28"/>
-                <w:szCs w:val="28"/>
                 <w:rtl/>
                 <w:lang w:bidi="fa-IR"/>
               </w:rPr>
@@ -2422,8 +2012,6 @@
             <w:r>
               <w:rPr>
                 <w:rFonts w:ascii="BNazaninBold" w:hint="cs"/>
-                <w:sz w:val="28"/>
-                <w:szCs w:val="28"/>
                 <w:rtl/>
                 <w:lang w:bidi="fa-IR"/>
               </w:rPr>
@@ -2432,8 +2020,6 @@
             <w:r>
               <w:rPr>
                 <w:rFonts w:ascii="BNazaninBold"/>
-                <w:sz w:val="28"/>
-                <w:szCs w:val="28"/>
                 <w:rtl/>
                 <w:lang w:bidi="fa-IR"/>
               </w:rPr>
@@ -2442,8 +2028,6 @@
             <w:r>
               <w:rPr>
                 <w:rFonts w:ascii="BNazaninBold" w:hint="cs"/>
-                <w:sz w:val="28"/>
-                <w:szCs w:val="28"/>
                 <w:rtl/>
                 <w:lang w:bidi="fa-IR"/>
               </w:rPr>
@@ -2452,8 +2036,6 @@
             <w:r>
               <w:rPr>
                 <w:rFonts w:ascii="BNazaninBold"/>
-                <w:sz w:val="28"/>
-                <w:szCs w:val="28"/>
                 <w:rtl/>
                 <w:lang w:bidi="fa-IR"/>
               </w:rPr>
@@ -2462,8 +2044,6 @@
             <w:r>
               <w:rPr>
                 <w:rFonts w:ascii="BNazaninBold" w:hint="cs"/>
-                <w:sz w:val="28"/>
-                <w:szCs w:val="28"/>
                 <w:rtl/>
                 <w:lang w:bidi="fa-IR"/>
               </w:rPr>
@@ -2472,8 +2052,6 @@
             <w:r>
               <w:rPr>
                 <w:rFonts w:ascii="BNazaninBold"/>
-                <w:sz w:val="28"/>
-                <w:szCs w:val="28"/>
                 <w:rtl/>
                 <w:lang w:bidi="fa-IR"/>
               </w:rPr>
@@ -2482,8 +2060,6 @@
             <w:r>
               <w:rPr>
                 <w:rFonts w:ascii="BNazaninBold" w:hint="cs"/>
-                <w:sz w:val="28"/>
-                <w:szCs w:val="28"/>
                 <w:rtl/>
                 <w:lang w:bidi="fa-IR"/>
               </w:rPr>
@@ -2492,8 +2068,6 @@
             <w:r>
               <w:rPr>
                 <w:rFonts w:ascii="BNazaninBold"/>
-                <w:sz w:val="28"/>
-                <w:szCs w:val="28"/>
                 <w:lang w:bidi="fa-IR"/>
               </w:rPr>
               <w:t>.</w:t>
@@ -2505,8 +2079,6 @@
               <w:jc w:val="right"/>
               <w:rPr>
                 <w:rFonts w:ascii="Vazirmatn" w:hAnsi="Vazirmatn"/>
-                <w:sz w:val="28"/>
-                <w:szCs w:val="28"/>
                 <w:rtl/>
                 <w:lang w:bidi="fa-IR"/>
               </w:rPr>
@@ -2515,15 +2087,13 @@
               <w:rPr>
                 <w:rFonts w:ascii="Vazirmatn" w:hAnsi="Vazirmatn"/>
                 <w:position w:val="-6"/>
-                <w:sz w:val="28"/>
-                <w:szCs w:val="28"/>
                 <w:lang w:bidi="fa-IR"/>
               </w:rPr>
               <w:object w:dxaOrig="1320" w:dyaOrig="300" w14:anchorId="0CFBA0A7">
-                <v:shape id="_x0000_i1036" type="#_x0000_t75" style="width:1in;height:16.4pt" o:ole="">
+                <v:shape id="_x0000_i1039" type="#_x0000_t75" style="width:1in;height:16.5pt" o:ole="">
                   <v:imagedata r:id="rId36" o:title=""/>
                 </v:shape>
-                <o:OLEObject Type="Embed" ProgID="Equation.DSMT4" ShapeID="_x0000_i1036" DrawAspect="Content" ObjectID="_1786190865" r:id="rId37"/>
+                <o:OLEObject Type="Embed" ProgID="Equation.DSMT4" ShapeID="_x0000_i1039" DrawAspect="Content" ObjectID="_1829578545" r:id="rId37"/>
               </w:object>
             </w:r>
           </w:p>
@@ -2533,8 +2103,6 @@
               <w:jc w:val="right"/>
               <w:rPr>
                 <w:rFonts w:ascii="Vazirmatn" w:hAnsi="Vazirmatn"/>
-                <w:sz w:val="20"/>
-                <w:szCs w:val="20"/>
                 <w:rtl/>
                 <w:lang w:bidi="fa-IR"/>
               </w:rPr>
@@ -2543,15 +2111,13 @@
               <w:rPr>
                 <w:rFonts w:ascii="Vazirmatn" w:hAnsi="Vazirmatn"/>
                 <w:position w:val="-6"/>
-                <w:sz w:val="28"/>
-                <w:szCs w:val="28"/>
                 <w:lang w:bidi="fa-IR"/>
               </w:rPr>
               <w:object w:dxaOrig="1380" w:dyaOrig="360" w14:anchorId="196CA826">
-                <v:shape id="_x0000_i1037" type="#_x0000_t75" style="width:75.2pt;height:19.6pt" o:ole="">
+                <v:shape id="_x0000_i1040" type="#_x0000_t75" style="width:75pt;height:19.5pt" o:ole="">
                   <v:imagedata r:id="rId38" o:title=""/>
                 </v:shape>
-                <o:OLEObject Type="Embed" ProgID="Equation.DSMT4" ShapeID="_x0000_i1037" DrawAspect="Content" ObjectID="_1786190866" r:id="rId39"/>
+                <o:OLEObject Type="Embed" ProgID="Equation.DSMT4" ShapeID="_x0000_i1040" DrawAspect="Content" ObjectID="_1829578546" r:id="rId39"/>
               </w:object>
             </w:r>
           </w:p>
@@ -2561,8 +2127,6 @@
               <w:jc w:val="right"/>
               <w:rPr>
                 <w:rFonts w:ascii="Vazirmatn" w:hAnsi="Vazirmatn"/>
-                <w:sz w:val="28"/>
-                <w:szCs w:val="28"/>
                 <w:rtl/>
                 <w:lang w:bidi="fa-IR"/>
               </w:rPr>
@@ -2571,15 +2135,13 @@
               <w:rPr>
                 <w:rFonts w:ascii="Vazirmatn" w:hAnsi="Vazirmatn"/>
                 <w:position w:val="-12"/>
-                <w:sz w:val="28"/>
-                <w:szCs w:val="28"/>
                 <w:lang w:bidi="fa-IR"/>
               </w:rPr>
               <w:object w:dxaOrig="1960" w:dyaOrig="420" w14:anchorId="2C4ED700">
-                <v:shape id="_x0000_i1038" type="#_x0000_t75" style="width:107.45pt;height:24.9pt" o:ole="">
+                <v:shape id="_x0000_i1041" type="#_x0000_t75" style="width:107.25pt;height:24.75pt" o:ole="">
                   <v:imagedata r:id="rId40" o:title=""/>
                 </v:shape>
-                <o:OLEObject Type="Embed" ProgID="Equation.DSMT4" ShapeID="_x0000_i1038" DrawAspect="Content" ObjectID="_1786190867" r:id="rId41"/>
+                <o:OLEObject Type="Embed" ProgID="Equation.DSMT4" ShapeID="_x0000_i1041" DrawAspect="Content" ObjectID="_1829578547" r:id="rId41"/>
               </w:object>
             </w:r>
           </w:p>
@@ -2594,17 +2156,13 @@
               <w:jc w:val="center"/>
               <w:rPr>
                 <w:rFonts w:ascii="Vazirmatn" w:hAnsi="Vazirmatn"/>
-                <w:sz w:val="28"/>
-                <w:szCs w:val="28"/>
-                <w:rtl/>
-                <w:lang w:bidi="fa-IR"/>
-              </w:rPr>
-            </w:pPr>
-            <w:r>
-              <w:rPr>
-                <w:rFonts w:ascii="Vazirmatn" w:hAnsi="Vazirmatn"/>
-                <w:sz w:val="28"/>
-                <w:szCs w:val="28"/>
+                <w:rtl/>
+                <w:lang w:bidi="fa-IR"/>
+              </w:rPr>
+            </w:pPr>
+            <w:r>
+              <w:rPr>
+                <w:rFonts w:ascii="Vazirmatn" w:hAnsi="Vazirmatn"/>
                 <w:lang w:bidi="fa-IR"/>
               </w:rPr>
               <w:t>2</w:t>
@@ -2630,8 +2188,6 @@
               <w:jc w:val="center"/>
               <w:rPr>
                 <w:rFonts w:ascii="Vazirmatn" w:hAnsi="Vazirmatn"/>
-                <w:sz w:val="28"/>
-                <w:szCs w:val="28"/>
                 <w:rtl/>
               </w:rPr>
             </w:pPr>
@@ -2647,8 +2203,6 @@
               <w:jc w:val="both"/>
               <w:rPr>
                 <w:rFonts w:ascii="BNazaninBold"/>
-                <w:sz w:val="28"/>
-                <w:szCs w:val="28"/>
                 <w:rtl/>
                 <w:lang w:bidi="fa-IR"/>
               </w:rPr>
@@ -2656,8 +2210,6 @@
             <w:r>
               <w:rPr>
                 <w:rFonts w:ascii="BNazaninBold" w:hint="cs"/>
-                <w:sz w:val="28"/>
-                <w:szCs w:val="28"/>
                 <w:rtl/>
                 <w:lang w:bidi="fa-IR"/>
               </w:rPr>
@@ -2666,8 +2218,6 @@
             <w:r>
               <w:rPr>
                 <w:rFonts w:ascii="BNazaninBold"/>
-                <w:sz w:val="28"/>
-                <w:szCs w:val="28"/>
                 <w:rtl/>
                 <w:lang w:bidi="fa-IR"/>
               </w:rPr>
@@ -2676,8 +2226,6 @@
             <w:r>
               <w:rPr>
                 <w:rFonts w:ascii="BNazaninBold" w:hint="cs"/>
-                <w:sz w:val="28"/>
-                <w:szCs w:val="28"/>
                 <w:rtl/>
                 <w:lang w:bidi="fa-IR"/>
               </w:rPr>
@@ -2686,8 +2234,6 @@
             <w:r>
               <w:rPr>
                 <w:rFonts w:ascii="BNazaninBold" w:hint="eastAsia"/>
-                <w:sz w:val="28"/>
-                <w:szCs w:val="28"/>
                 <w:rtl/>
                 <w:lang w:bidi="fa-IR"/>
               </w:rPr>
@@ -2696,18 +2242,24 @@
             <w:r>
               <w:rPr>
                 <w:rFonts w:ascii="BNazaninBold"/>
-                <w:sz w:val="28"/>
-                <w:szCs w:val="28"/>
-                <w:rtl/>
-                <w:lang w:bidi="fa-IR"/>
-              </w:rPr>
-              <w:t xml:space="preserve"> عبارت ها</w:t>
+                <w:rtl/>
+                <w:lang w:bidi="fa-IR"/>
+              </w:rPr>
+              <w:t xml:space="preserve"> عبار</w:t>
+            </w:r>
+            <w:bookmarkStart w:id="0" w:name="_GoBack"/>
+            <w:bookmarkEnd w:id="0"/>
+            <w:r>
+              <w:rPr>
+                <w:rFonts w:ascii="BNazaninBold"/>
+                <w:rtl/>
+                <w:lang w:bidi="fa-IR"/>
+              </w:rPr>
+              <w:t>ت ها</w:t>
             </w:r>
             <w:r>
               <w:rPr>
                 <w:rFonts w:ascii="BNazaninBold" w:hint="cs"/>
-                <w:sz w:val="28"/>
-                <w:szCs w:val="28"/>
                 <w:rtl/>
                 <w:lang w:bidi="fa-IR"/>
               </w:rPr>
@@ -2716,8 +2268,6 @@
             <w:r>
               <w:rPr>
                 <w:rFonts w:ascii="BNazaninBold"/>
-                <w:sz w:val="28"/>
-                <w:szCs w:val="28"/>
                 <w:rtl/>
                 <w:lang w:bidi="fa-IR"/>
               </w:rPr>
@@ -2726,8 +2276,6 @@
             <w:r>
               <w:rPr>
                 <w:rFonts w:ascii="BNazaninBold" w:hint="cs"/>
-                <w:sz w:val="28"/>
-                <w:szCs w:val="28"/>
                 <w:rtl/>
                 <w:lang w:bidi="fa-IR"/>
               </w:rPr>
@@ -2736,8 +2284,6 @@
             <w:r>
               <w:rPr>
                 <w:rFonts w:ascii="BNazaninBold"/>
-                <w:sz w:val="28"/>
-                <w:szCs w:val="28"/>
                 <w:rtl/>
                 <w:lang w:bidi="fa-IR"/>
               </w:rPr>
@@ -2746,8 +2292,6 @@
             <w:r>
               <w:rPr>
                 <w:rFonts w:ascii="BNazaninBold" w:hint="cs"/>
-                <w:sz w:val="28"/>
-                <w:szCs w:val="28"/>
                 <w:rtl/>
                 <w:lang w:bidi="fa-IR"/>
               </w:rPr>
@@ -2756,8 +2300,6 @@
             <w:r>
               <w:rPr>
                 <w:rFonts w:ascii="BNazaninBold" w:hint="eastAsia"/>
-                <w:sz w:val="28"/>
-                <w:szCs w:val="28"/>
                 <w:rtl/>
                 <w:lang w:bidi="fa-IR"/>
               </w:rPr>
@@ -2766,8 +2308,6 @@
             <w:r>
               <w:rPr>
                 <w:rFonts w:ascii="BNazaninBold"/>
-                <w:sz w:val="28"/>
-                <w:szCs w:val="28"/>
                 <w:rtl/>
                 <w:lang w:bidi="fa-IR"/>
               </w:rPr>
@@ -2776,8 +2316,6 @@
             <w:r>
               <w:rPr>
                 <w:rFonts w:ascii="BNazaninBold" w:hint="cs"/>
-                <w:sz w:val="28"/>
-                <w:szCs w:val="28"/>
                 <w:rtl/>
                 <w:lang w:bidi="fa-IR"/>
               </w:rPr>
@@ -2796,6 +2334,9 @@
               <w:gridCol w:w="4594"/>
             </w:tblGrid>
             <w:tr>
+              <w:trPr>
+                <w:trHeight w:val="118"/>
+              </w:trPr>
               <w:tc>
                 <w:tcPr>
                   <w:tcW w:w="4593" w:type="dxa"/>
@@ -2806,8 +2347,6 @@
                     <w:jc w:val="center"/>
                     <w:rPr>
                       <w:rFonts w:ascii="BNazaninBold"/>
-                      <w:sz w:val="28"/>
-                      <w:szCs w:val="28"/>
                       <w:rtl/>
                       <w:lang w:bidi="fa-IR"/>
                     </w:rPr>
@@ -2816,15 +2355,13 @@
                     <w:rPr>
                       <w:rFonts w:ascii="Vazirmatn" w:hAnsi="Vazirmatn"/>
                       <w:position w:val="-12"/>
-                      <w:sz w:val="28"/>
-                      <w:szCs w:val="28"/>
                       <w:lang w:bidi="fa-IR"/>
                     </w:rPr>
                     <w:object w:dxaOrig="2160" w:dyaOrig="360" w14:anchorId="54E957F4">
-                      <v:shape id="_x0000_i1039" type="#_x0000_t75" style="width:108pt;height:18.55pt" o:ole="">
+                      <v:shape id="_x0000_i1115" type="#_x0000_t75" style="width:108pt;height:18.75pt" o:ole="">
                         <v:imagedata r:id="rId42" o:title=""/>
                       </v:shape>
-                      <o:OLEObject Type="Embed" ProgID="Equation.DSMT4" ShapeID="_x0000_i1039" DrawAspect="Content" ObjectID="_1786190868" r:id="rId43"/>
+                      <o:OLEObject Type="Embed" ProgID="Equation.DSMT4" ShapeID="_x0000_i1115" DrawAspect="Content" ObjectID="_1829578548" r:id="rId43"/>
                     </w:object>
                   </w:r>
                 </w:p>
@@ -2839,8 +2376,6 @@
                     <w:jc w:val="center"/>
                     <w:rPr>
                       <w:rFonts w:ascii="BNazaninBold"/>
-                      <w:sz w:val="28"/>
-                      <w:szCs w:val="28"/>
                       <w:rtl/>
                       <w:lang w:bidi="fa-IR"/>
                     </w:rPr>
@@ -2849,15 +2384,13 @@
                     <w:rPr>
                       <w:rFonts w:ascii="Vazirmatn" w:hAnsi="Vazirmatn"/>
                       <w:position w:val="-4"/>
-                      <w:sz w:val="28"/>
-                      <w:szCs w:val="28"/>
                       <w:lang w:bidi="fa-IR"/>
                     </w:rPr>
                     <w:object w:dxaOrig="1240" w:dyaOrig="340" w14:anchorId="7CEAEF42">
-                      <v:shape id="_x0000_i1040" type="#_x0000_t75" style="width:61.95pt;height:17.45pt" o:ole="">
+                      <v:shape id="_x0000_i1116" type="#_x0000_t75" style="width:62.25pt;height:17.25pt" o:ole="">
                         <v:imagedata r:id="rId44" o:title=""/>
                       </v:shape>
-                      <o:OLEObject Type="Embed" ProgID="Equation.DSMT4" ShapeID="_x0000_i1040" DrawAspect="Content" ObjectID="_1786190869" r:id="rId45"/>
+                      <o:OLEObject Type="Embed" ProgID="Equation.DSMT4" ShapeID="_x0000_i1116" DrawAspect="Content" ObjectID="_1829578549" r:id="rId45"/>
                     </w:object>
                   </w:r>
                 </w:p>
@@ -2874,8 +2407,6 @@
                     <w:jc w:val="center"/>
                     <w:rPr>
                       <w:rFonts w:ascii="BNazaninBold"/>
-                      <w:sz w:val="28"/>
-                      <w:szCs w:val="28"/>
                       <w:rtl/>
                       <w:lang w:bidi="fa-IR"/>
                     </w:rPr>
@@ -2884,15 +2415,13 @@
                     <w:rPr>
                       <w:rFonts w:ascii="Vazirmatn" w:hAnsi="Vazirmatn"/>
                       <w:position w:val="-12"/>
-                      <w:sz w:val="28"/>
-                      <w:szCs w:val="28"/>
                       <w:lang w:bidi="fa-IR"/>
                     </w:rPr>
                     <w:object w:dxaOrig="2439" w:dyaOrig="360" w14:anchorId="06C43CCF">
-                      <v:shape id="_x0000_i1041" type="#_x0000_t75" style="width:121.75pt;height:18.55pt" o:ole="">
+                      <v:shape id="_x0000_i1044" type="#_x0000_t75" style="width:121.5pt;height:18.75pt" o:ole="">
                         <v:imagedata r:id="rId46" o:title=""/>
                       </v:shape>
-                      <o:OLEObject Type="Embed" ProgID="Equation.DSMT4" ShapeID="_x0000_i1041" DrawAspect="Content" ObjectID="_1786190870" r:id="rId47"/>
+                      <o:OLEObject Type="Embed" ProgID="Equation.DSMT4" ShapeID="_x0000_i1044" DrawAspect="Content" ObjectID="_1829578550" r:id="rId47"/>
                     </w:object>
                   </w:r>
                 </w:p>
@@ -2907,8 +2436,6 @@
                     <w:jc w:val="center"/>
                     <w:rPr>
                       <w:rFonts w:ascii="BNazaninBold"/>
-                      <w:sz w:val="28"/>
-                      <w:szCs w:val="28"/>
                       <w:rtl/>
                       <w:lang w:bidi="fa-IR"/>
                     </w:rPr>
@@ -2917,15 +2444,13 @@
                     <w:rPr>
                       <w:rFonts w:ascii="Vazirmatn" w:hAnsi="Vazirmatn"/>
                       <w:position w:val="-12"/>
-                      <w:sz w:val="28"/>
-                      <w:szCs w:val="28"/>
                       <w:lang w:bidi="fa-IR"/>
                     </w:rPr>
                     <w:object w:dxaOrig="2020" w:dyaOrig="420" w14:anchorId="1CE5F787">
-                      <v:shape id="_x0000_i1042" type="#_x0000_t75" style="width:101.1pt;height:21.7pt" o:ole="">
+                      <v:shape id="_x0000_i1045" type="#_x0000_t75" style="width:101.25pt;height:21.75pt" o:ole="">
                         <v:imagedata r:id="rId48" o:title=""/>
                       </v:shape>
-                      <o:OLEObject Type="Embed" ProgID="Equation.DSMT4" ShapeID="_x0000_i1042" DrawAspect="Content" ObjectID="_1786190871" r:id="rId49"/>
+                      <o:OLEObject Type="Embed" ProgID="Equation.DSMT4" ShapeID="_x0000_i1045" DrawAspect="Content" ObjectID="_1829578551" r:id="rId49"/>
                     </w:object>
                   </w:r>
                 </w:p>
@@ -2936,8 +2461,6 @@
             <w:pPr>
               <w:rPr>
                 <w:rFonts w:ascii="BNazaninBold"/>
-                <w:sz w:val="28"/>
-                <w:szCs w:val="28"/>
                 <w:rtl/>
                 <w:lang w:bidi="fa-IR"/>
               </w:rPr>
@@ -2954,16 +2477,12 @@
               <w:jc w:val="center"/>
               <w:rPr>
                 <w:rFonts w:ascii="Vazirmatn" w:hAnsi="Vazirmatn"/>
-                <w:sz w:val="28"/>
-                <w:szCs w:val="28"/>
                 <w:lang w:bidi="fa-IR"/>
               </w:rPr>
             </w:pPr>
             <w:r>
               <w:rPr>
                 <w:rFonts w:ascii="Vazirmatn" w:hAnsi="Vazirmatn" w:hint="cs"/>
-                <w:sz w:val="28"/>
-                <w:szCs w:val="28"/>
                 <w:rtl/>
                 <w:lang w:bidi="fa-IR"/>
               </w:rPr>
@@ -2986,8 +2505,6 @@
               <w:jc w:val="center"/>
               <w:rPr>
                 <w:rFonts w:ascii="Vazirmatn" w:hAnsi="Vazirmatn"/>
-                <w:sz w:val="28"/>
-                <w:szCs w:val="28"/>
                 <w:rtl/>
                 <w:lang w:bidi="fa-IR"/>
               </w:rPr>
@@ -2995,8 +2512,6 @@
             <w:r>
               <w:rPr>
                 <w:rFonts w:asciiTheme="minorHAnsi" w:hAnsiTheme="minorHAnsi" w:hint="cs"/>
-                <w:sz w:val="28"/>
-                <w:szCs w:val="28"/>
                 <w:rtl/>
                 <w:lang w:bidi="fa-IR"/>
               </w:rPr>
@@ -3013,8 +2528,6 @@
         </w:tabs>
         <w:rPr>
           <w:rFonts w:ascii="Vazirmatn" w:hAnsi="Vazirmatn"/>
-          <w:sz w:val="4"/>
-          <w:szCs w:val="4"/>
           <w:rtl/>
           <w:lang w:bidi="fa-IR"/>
         </w:rPr>
@@ -4396,7 +3909,7 @@
 </file>
 
 <file path=customXml/itemProps1.xml><?xml version="1.0" encoding="utf-8"?>
-<ds:datastoreItem xmlns:ds="http://schemas.openxmlformats.org/officeDocument/2006/customXml" ds:itemID="{18229835-BC51-46A1-8101-FC2F3DE4C04C}">
+<ds:datastoreItem xmlns:ds="http://schemas.openxmlformats.org/officeDocument/2006/customXml" ds:itemID="{6F9C03D8-981C-48B4-B035-F205FB161981}">
   <ds:schemaRefs>
     <ds:schemaRef ds:uri="http://schemas.openxmlformats.org/officeDocument/2006/bibliography"/>
   </ds:schemaRefs>
